--- a/projects/41_fated_reunion/reference/Fated Reunion：My Daddy Is The Crown Prince.원작 정식대본_KR.docx
+++ b/projects/41_fated_reunion/reference/Fated Reunion：My Daddy Is The Crown Prince.원작 정식대본_KR.docx
@@ -296,7 +296,7 @@
           <w:color w:val="5A5A5A"/>
           <w:sz w:val="20"/>
         </w:rPr>
-        <w:t>△ 도로 위에 멈춰 선 왕실 마차 앞으로 브레나가 달려와 두 손을 모아 매달린다. 이안이 마차 창문을 열고 내려다본다.</w:t>
+        <w:t>△ 도로를 달리던 왕실 마차 앞으로 브레나가 달려와 두 손을 모아 매달린다. 이안이 마차 창문을 열고 내려다본다.</w:t>
       </w:r>
     </w:p>
     <w:p>
@@ -539,7 +539,7 @@
           <w:color w:val="5A5A5A"/>
           <w:sz w:val="20"/>
         </w:rPr>
-        <w:t>△ 에드먼드가 마차 좌석에 앉아 칼자루를 쥐고 있다. 이안이 곁에 앉아 있다.</w:t>
+        <w:t>△ 에드먼드가 마차 좌석에 앉아 붉은 보석 반지를 낀 손으로 칼자루를 쥐고 있다. 이안이 곁에 앉아 있다.</w:t>
       </w:r>
     </w:p>
     <w:p>
@@ -902,7 +902,7 @@
           <w:color w:val="5A5A5A"/>
           <w:sz w:val="20"/>
         </w:rPr>
-        <w:t>△ 폭풍우 속에서 흰 말 두 마리가 끄는 마차가 전속력으로 달린다. 마부가 고삐를 잡고 있다. 마차가 화면 밖으로 사라진다.</w:t>
+        <w:t>△ 폭풍우 속에서 흰 말 두 마리가 끄는 마차가 전속력으로 달린다. 마부가 고삐를 잡고 있다. 마차가 멀리 사라진다.</w:t>
       </w:r>
     </w:p>
     <w:p>
@@ -943,7 +943,7 @@
           <w:color w:val="5A5A5A"/>
           <w:sz w:val="20"/>
         </w:rPr>
-        <w:t>△ 브레나의 손바닥이 마차 창문 유리를 짚는다. 강한 빛이 화면을 하얗게 채우며 끝난다.</w:t>
+        <w:t>△ 브레나의 손바닥이 마차 창문 유리를 짚는다.</w:t>
       </w:r>
     </w:p>
     <w:p>
@@ -1547,7 +1547,7 @@
           <w:color w:val="5A5A5A"/>
           <w:sz w:val="20"/>
         </w:rPr>
-        <w:t>△ 할이 마크를 내려놓는다. 마크가 바닥에 무릎을 꿇고 가슴을 움켜쥐며 숨을 가쁘게 몰아쉰다. 흩어진 동전을 손으로 긁어모은다.</w:t>
+        <w:t>△ 할이 마크를 내려놓는다. 마크가 바닥에 무릎을 꿇고 가슴을 움켜쥐며 숨을 가쁘게 몰아쉰다.</w:t>
       </w:r>
     </w:p>
     <w:p>
@@ -2176,7 +2176,7 @@
           <w:b w:val="0"/>
           <w:sz w:val="20"/>
         </w:rPr>
-        <w:t>브레나: 주군, 제 아이의 아버지인 척해주시고 저희를 지켜주셔서 감사합니다!</w:t>
+        <w:t>브레나: 전하, 제 아이의 아버지인 척해주시고 저희를 지켜주셔서 감사합니다!</w:t>
       </w:r>
     </w:p>
     <w:p>
@@ -2202,7 +2202,7 @@
           <w:b w:val="0"/>
           <w:sz w:val="20"/>
         </w:rPr>
-        <w:t>브레나: 주군, 저는 주군을 뵌 적이 없습니다.</w:t>
+        <w:t>브레나: 전하, 저는 전하를 뵌 적이 없습니다.</w:t>
       </w:r>
     </w:p>
     <w:p>
@@ -2376,7 +2376,7 @@
           <w:color w:val="5A5A5A"/>
           <w:sz w:val="20"/>
         </w:rPr>
-        <w:t>△ 에드먼드가 브레나를 내려다본다. 마크의 뒷머리가 화면 앞쪽에 보인다.</w:t>
+        <w:t>△ 에드먼드가 브레나를 내려다본다.</w:t>
       </w:r>
     </w:p>
     <w:p>
@@ -2631,7 +2631,7 @@
           <w:b w:val="0"/>
           <w:sz w:val="20"/>
         </w:rPr>
-        <w:t>에드먼드: 브레나 님, 아이 아버지가 누구인지 물어도 되겠소?</w:t>
+        <w:t>에드먼드: 영애님, 아이 아버지가 누구인지 물어도 되겠소?</w:t>
       </w:r>
     </w:p>
     <w:p>
@@ -2712,7 +2712,7 @@
           <w:color w:val="5A5A5A"/>
           <w:sz w:val="20"/>
         </w:rPr>
-        <w:t>△ 에드먼드가 역광 속에서 옅게 웃는다. 브레나가 숨을 죽이고 듣는다.</w:t>
+        <w:t>△ 에드먼드가 옅게 웃는다. 브레나가 숨을 죽이고 듣는다.</w:t>
       </w:r>
     </w:p>
     <w:p>
@@ -3708,7 +3708,7 @@
           <w:b/>
           <w:sz w:val="22"/>
         </w:rPr>
-        <w:t>S#1  낮 / 안 / 왕궁 황금 대문 앞 홀</w:t>
+        <w:t>S#1  낮 / 안 / 궁전 황금 대문 앞 홀</w:t>
       </w:r>
     </w:p>
     <w:p>
@@ -3884,7 +3884,7 @@
           <w:b/>
           <w:sz w:val="22"/>
         </w:rPr>
-        <w:t>S#2  낮 / 밖 / 왕궁 앞마당</w:t>
+        <w:t>S#2  낮 / 밖 / 궁전 앞마당</w:t>
       </w:r>
     </w:p>
     <w:p>
@@ -4356,7 +4356,7 @@
           <w:b w:val="0"/>
           <w:sz w:val="20"/>
         </w:rPr>
-        <w:t>국왕: 모두 안으로 들어오너라! 내 사랑, 요리사에게 아이들이 좋아할 만한 음식을 종류별로 만들라고 했단다. 네 마음에 쏙 들 거다!</w:t>
+        <w:t>국왕: 모두 안으로 들어오너라! 우리 손주, 요리사에게 아이들이 좋아할 만한 음식을 종류별로 만들라고 했단다. 네 마음에 쏙 들 거다!</w:t>
       </w:r>
     </w:p>
     <w:p>
@@ -4653,7 +4653,7 @@
           <w:b w:val="0"/>
           <w:sz w:val="20"/>
         </w:rPr>
-        <w:t>국왕: 내 사랑, 이리 오렴!</w:t>
+        <w:t>국왕: 우리 손주, 이리 오렴!</w:t>
       </w:r>
     </w:p>
     <w:p>
@@ -4827,7 +4827,7 @@
           <w:color w:val="5A5A5A"/>
           <w:sz w:val="20"/>
         </w:rPr>
-        <w:t>△ 국왕이 마크를 무릎에 앉히고 몸을 기울인다. 손에 작은 반지가 쥐어져 있다.</w:t>
+        <w:t>△ 국왕이 마크를 무릎에 앉히고 몸을 기울인다. 손가락에 작은 반지가 끼워져 있다.</w:t>
       </w:r>
     </w:p>
     <w:p>
@@ -4907,7 +4907,7 @@
           <w:b w:val="0"/>
           <w:sz w:val="20"/>
         </w:rPr>
-        <w:t>실비아 OS: 천박하고 멍청한 꼬맹이 같으니.</w:t>
+        <w:t>실비아 VO: 천박하고 멍청한 꼬맹이 같으니.</w:t>
       </w:r>
     </w:p>
     <w:p>
@@ -5096,7 +5096,7 @@
           <w:color w:val="5A5A5A"/>
           <w:sz w:val="20"/>
         </w:rPr>
-        <w:t>△ 마크가 국왕에게 받은 작은 선물을 두 손으로 소중히 쥐고 환하게 웃는다.</w:t>
+        <w:t>△ 마크가 국왕에게 받은 반지를 두 손으로 소중히 쥐고 환하게 웃는다.</w:t>
       </w:r>
     </w:p>
     <w:p>
@@ -5243,7 +5243,7 @@
           <w:b w:val="0"/>
           <w:sz w:val="20"/>
         </w:rPr>
-        <w:t>에릭: 신전으로 가서 성스러운 불꽃을 가져오너라. 내일 연회에서…</w:t>
+        <w:t>에릭: 신전으로 가서 성화를 가져오너라. 내일 연회에서…</w:t>
       </w:r>
     </w:p>
     <w:p>
@@ -5284,7 +5284,7 @@
           <w:color w:val="5A5A5A"/>
           <w:sz w:val="20"/>
         </w:rPr>
-        <w:t>△ 검은 대리석 바닥에 푸른 룬이 빛나는 신전. 제단 위 황금 화로에 불꽃이 타오른다. 쏜이 홀로 화로 앞에 서 있다.</w:t>
+        <w:t>△ 신전. 제단 위 화로에 불꽃이 타오른다. 대제사장 쏜이 홀로 화로 앞에 서 있다.</w:t>
       </w:r>
     </w:p>
     <w:p>
@@ -5712,7 +5712,7 @@
           <w:b w:val="0"/>
           <w:sz w:val="20"/>
         </w:rPr>
-        <w:t>실비아: 저 모자만 보고 있어도 속이 뒤집히는군!</w:t>
+        <w:t>실비아 VO: 저 모자만 보고 있어도 속이 뒤집히는군!</w:t>
       </w:r>
     </w:p>
     <w:p>
@@ -5794,7 +5794,7 @@
           <w:color w:val="5A5A5A"/>
           <w:sz w:val="20"/>
         </w:rPr>
-        <w:t>△ 실비아가 봉투를 받아 든다. 표정이 굳는다.</w:t>
+        <w:t>△ 실비아가 봉투를 뜯어 읽는다. 표정이 굳는다.</w:t>
       </w:r>
     </w:p>
     <w:p>
@@ -5848,7 +5848,7 @@
           <w:color w:val="5A5A5A"/>
           <w:sz w:val="20"/>
         </w:rPr>
-        <w:t>△ 실비아가 서류를 읽고, 에릭이 그 뒤에서 미간을 찌푸린다. 자일스가 옆에 서 있다.</w:t>
+        <w:t>△ 실비아가 편지를 읽고, 에릭이 그 뒤에서 미간을 찌푸린다. 자일스가 옆에 서 있다.</w:t>
       </w:r>
     </w:p>
     <w:p>
@@ -5967,7 +5967,7 @@
           <w:color w:val="646464"/>
           <w:sz w:val="18"/>
         </w:rPr>
-        <w:t>등장인물: 브레나, 마크, 국왕, 에드먼드(VO), 실비아, 자일스, 에릭</w:t>
+        <w:t>등장인물: 브레나, 마크, 국왕, 에드먼드(VO), 실비아, 자일스</w:t>
       </w:r>
     </w:p>
     <w:p>
@@ -6129,7 +6129,7 @@
           <w:color w:val="5A5A5A"/>
           <w:sz w:val="20"/>
         </w:rPr>
-        <w:t>△ 멀리서 실비아가 봉인된 편지를 쥐고 차갑게 지켜본다. 자일스가 흰 예복 차림으로 서 있다.</w:t>
+        <w:t>△ 멀리서 실비아가 편지를 쥐고 차갑게 지켜본다. 자일스가 그 옆에 서 있다.</w:t>
       </w:r>
     </w:p>
     <w:p>
@@ -6183,7 +6183,7 @@
           <w:b/>
           <w:sz w:val="22"/>
         </w:rPr>
-        <w:t>S#1  낮 / 안 / 왕궁 대연회장</w:t>
+        <w:t>S#1  밤 / 안 / 궁전 대연회장</w:t>
       </w:r>
     </w:p>
     <w:p>
@@ -6211,7 +6211,7 @@
           <w:color w:val="5A5A5A"/>
           <w:sz w:val="20"/>
         </w:rPr>
-        <w:t>△ 사절단장이 수행원1·2를 이끌고 들어온다. 수행원1이 나무 손잡이가 달린 상자 두 개를 들고 뒤따른다. 국왕이 왕자 군복 차림의 마크를 한 팔로 안아 들고 맞이한다.</w:t>
+        <w:t>△ 사절단장이 수행원1·2를 이끌고 들어온다. 수행원1이 나무 손잡이가 달린 상자 두 개를 들고 뒤따른다. 국왕이 마크를 한 팔로 안아 들고 맞이한다.</w:t>
       </w:r>
     </w:p>
     <w:p>
@@ -6305,7 +6305,7 @@
           <w:color w:val="5A5A5A"/>
           <w:sz w:val="20"/>
         </w:rPr>
-        <w:t>△ 마크가 국왕의 품에서 내려와 파란 드레스 차림의 브레나에게 걸어가 손을 잡는다. 두 사람이 인파 사이로 연회장 안쪽으로 들어간다.</w:t>
+        <w:t>△ 마크가 국왕의 품에서 내려와 브레나에게 걸어가 손을 잡는다. 두 사람이 인파 사이로 연회장 안쪽으로 들어간다.</w:t>
       </w:r>
     </w:p>
     <w:p>
@@ -6318,7 +6318,7 @@
           <w:b/>
           <w:sz w:val="22"/>
         </w:rPr>
-        <w:t>S#2  밤 / 안 / 왕궁 연회장 연회 테이블</w:t>
+        <w:t>S#2  밤 / 안 / 궁전 연회장 연회 테이블</w:t>
       </w:r>
     </w:p>
     <w:p>
@@ -6426,7 +6426,7 @@
           <w:b/>
           <w:sz w:val="22"/>
         </w:rPr>
-        <w:t>S#3  밤 / 안 / 왕궁 연회장 대리석 기둥 앞</w:t>
+        <w:t>S#3  밤 / 안 / 궁전 연회장 대리석 기둥 앞</w:t>
       </w:r>
     </w:p>
     <w:p>
@@ -6737,7 +6737,7 @@
           <w:b/>
           <w:sz w:val="22"/>
         </w:rPr>
-        <w:t>S#1  밤 / 안 / 왕궁 대연회장</w:t>
+        <w:t>S#1  밤 / 안 / 궁전 대연회장</w:t>
       </w:r>
     </w:p>
     <w:p>
@@ -6778,7 +6778,7 @@
           <w:b w:val="0"/>
           <w:sz w:val="20"/>
         </w:rPr>
-        <w:t>브레나: 마크, 다 내 잘못이다. 너에게 더 좋은 삶과 제대로 된 교육을 해주지 못했어. 널 창피하게 만들었구나.</w:t>
+        <w:t>브레나: 마크, 다 엄마 잘못이야. 너에게 더 좋은 삶과 제대로 된 교육을 해주지 못했어. 널 창피하게 만들었구나.</w:t>
       </w:r>
     </w:p>
     <w:p>
@@ -6885,20 +6885,20 @@
           <w:color w:val="5A5A5A"/>
           <w:sz w:val="20"/>
         </w:rPr>
-        <w:t>△ 에드먼드가 브레나 쪽으로 고개를 돌린다.</w:t>
-      </w:r>
-    </w:p>
-    <w:p>
-      <w:pPr>
-        <w:spacing w:after="60" w:before="0"/>
-      </w:pPr>
-      <w:r>
-        <w:rPr>
-          <w:rFonts w:ascii="Malgun Gothic" w:hAnsi="Malgun Gothic" w:eastAsia="Malgun Gothic"/>
-          <w:b w:val="0"/>
-          <w:sz w:val="20"/>
-        </w:rPr>
-        <w:t>에드먼드: 브레나, 당신도 앉지 그래?</w:t>
+        <w:t>△ 에드먼드가 실비아 쪽으로 고개를 돌린다.</w:t>
+      </w:r>
+    </w:p>
+    <w:p>
+      <w:pPr>
+        <w:spacing w:after="60" w:before="0"/>
+      </w:pPr>
+      <w:r>
+        <w:rPr>
+          <w:rFonts w:ascii="Malgun Gothic" w:hAnsi="Malgun Gothic" w:eastAsia="Malgun Gothic"/>
+          <w:b w:val="0"/>
+          <w:sz w:val="20"/>
+        </w:rPr>
+        <w:t>에드먼드: 실비아, 당신도 앉지 그래?</w:t>
       </w:r>
     </w:p>
     <w:p>
@@ -7099,7 +7099,7 @@
           <w:b/>
           <w:sz w:val="22"/>
         </w:rPr>
-        <w:t>S#3  밤 / 안 / 왕궁 대연회장</w:t>
+        <w:t>S#3  밤 / 안 / 궁전 대연회장</w:t>
       </w:r>
     </w:p>
     <w:p>
@@ -7113,7 +7113,7 @@
           <w:color w:val="646464"/>
           <w:sz w:val="18"/>
         </w:rPr>
-        <w:t>등장인물: 국왕, 실비아, 자일스, 에드먼드, 마크, 귀족 여인들, 귀족 하객들</w:t>
+        <w:t>등장인물: 국왕, 실비아, 자일스, 에드먼드, 마크, 브레나, 귀족 여인들, 귀족 하객들</w:t>
       </w:r>
     </w:p>
     <w:p>
@@ -7275,7 +7275,7 @@
           <w:b/>
           <w:sz w:val="22"/>
         </w:rPr>
-        <w:t>S#1  밤 / 안 / 왕궁 대연회장</w:t>
+        <w:t>S#1  밤 / 안 / 궁전 대연회장</w:t>
       </w:r>
     </w:p>
     <w:p>
@@ -7289,21 +7289,21 @@
           <w:color w:val="646464"/>
           <w:sz w:val="18"/>
         </w:rPr>
-        <w:t>등장인물: 실비아, 국왕, 브레나, 마크, 에드먼드, 자일스, 귀족 하객들, 시종</w:t>
-      </w:r>
-    </w:p>
-    <w:p>
-      <w:pPr>
-        <w:spacing w:after="60" w:before="0"/>
-      </w:pPr>
-      <w:r>
-        <w:rPr>
-          <w:rFonts w:ascii="Malgun Gothic" w:hAnsi="Malgun Gothic" w:eastAsia="Malgun Gothic"/>
-          <w:b w:val="0"/>
-          <w:color w:val="5A5A5A"/>
-          <w:sz w:val="20"/>
-        </w:rPr>
-        <w:t>△ 옥좌에 국왕이 앉아 있고, 그 왼편에 브레나, 앞에 마크가 있다. 에드먼드가 국왕 오른편에 서 있다. 실비아가 국왕 앞으로 나선다.</w:t>
+        <w:t>등장인물: 실비아, 국왕, 브레나, 마크, 에드먼드, 귀족 하객들</w:t>
+      </w:r>
+    </w:p>
+    <w:p>
+      <w:pPr>
+        <w:spacing w:after="60" w:before="0"/>
+      </w:pPr>
+      <w:r>
+        <w:rPr>
+          <w:rFonts w:ascii="Malgun Gothic" w:hAnsi="Malgun Gothic" w:eastAsia="Malgun Gothic"/>
+          <w:b w:val="0"/>
+          <w:color w:val="5A5A5A"/>
+          <w:sz w:val="20"/>
+        </w:rPr>
+        <w:t>△ 옥좌에 국왕이 앉아 있고, 그 왼편에 브레나가 있다. 에드먼드가 국왕 오른편에 서 있다. 실비아가 국왕 앞으로 나선다.</w:t>
       </w:r>
     </w:p>
     <w:p>
@@ -7516,7 +7516,7 @@
           <w:b w:val="0"/>
           <w:sz w:val="20"/>
         </w:rPr>
-        <w:t>국왕 OS: 에드먼드, 사실대로 말해라. 마크가 정말 네 아들이냐?</w:t>
+        <w:t>국왕: 에드먼드, 사실대로 말해라. 마크가 정말 네 아들이냐?</w:t>
       </w:r>
     </w:p>
     <w:p>
@@ -7717,7 +7717,7 @@
           <w:b/>
           <w:sz w:val="22"/>
         </w:rPr>
-        <w:t>S#1  밤 / 안 / 왕궁 대연회장</w:t>
+        <w:t>S#1  밤 / 안 / 궁전 대연회장</w:t>
       </w:r>
     </w:p>
     <w:p>
@@ -7985,21 +7985,49 @@
           <w:b w:val="0"/>
           <w:sz w:val="20"/>
         </w:rPr>
-        <w:t>에릭: 마크는 에드먼드의 아들이 아니야. 아버지가 성화로 시험하시면 재가 되어 버릴 거라고!</w:t>
-      </w:r>
-    </w:p>
-    <w:p>
-      <w:pPr>
-        <w:spacing w:after="60" w:before="0"/>
-      </w:pPr>
-      <w:r>
-        <w:rPr>
-          <w:rFonts w:ascii="Malgun Gothic" w:hAnsi="Malgun Gothic" w:eastAsia="Malgun Gothic"/>
-          <w:b w:val="0"/>
-          <w:color w:val="5A5A5A"/>
-          <w:sz w:val="20"/>
-        </w:rPr>
-        <w:t>△ 에드먼드의 표정이 굳고 시선이 흔들린다. 국왕이 성화 제단 앞에 서서 불꽃 위로 손을 뻗는다. 그 뒤로 불의 신 형상이 금빛으로 솟아오른다. 하객들이 술렁인다.</w:t>
+        <w:t>에드먼드 VO: 마크는 내 아들이 아니야. 아버지가 성화로 시험하시면 재가 되어 버릴 거야!</w:t>
+      </w:r>
+    </w:p>
+    <w:p>
+      <w:pPr>
+        <w:spacing w:after="60" w:before="0"/>
+      </w:pPr>
+      <w:r>
+        <w:rPr>
+          <w:rFonts w:ascii="Malgun Gothic" w:hAnsi="Malgun Gothic" w:eastAsia="Malgun Gothic"/>
+          <w:b w:val="0"/>
+          <w:color w:val="5A5A5A"/>
+          <w:sz w:val="20"/>
+        </w:rPr>
+        <w:t>△ 에드먼드의 표정이 굳고 시선이 흔들린다.</w:t>
+      </w:r>
+    </w:p>
+    <w:p>
+      <w:pPr>
+        <w:spacing w:after="60" w:before="0"/>
+      </w:pPr>
+      <w:r>
+        <w:rPr>
+          <w:rFonts w:ascii="Malgun Gothic" w:hAnsi="Malgun Gothic" w:eastAsia="Malgun Gothic"/>
+          <w:b w:val="0"/>
+          <w:color w:val="5A5A5A"/>
+          <w:sz w:val="20"/>
+        </w:rPr>
+        <w:t>△ 국왕이 성화 제단 앞에 서서 불꽃 위로 손을 뻗는다. 그 뒤로 불의 신 형상이 금빛으로 솟아오른다.</w:t>
+      </w:r>
+    </w:p>
+    <w:p>
+      <w:pPr>
+        <w:spacing w:after="60" w:before="0"/>
+      </w:pPr>
+      <w:r>
+        <w:rPr>
+          <w:rFonts w:ascii="Malgun Gothic" w:hAnsi="Malgun Gothic" w:eastAsia="Malgun Gothic"/>
+          <w:b w:val="0"/>
+          <w:color w:val="5A5A5A"/>
+          <w:sz w:val="20"/>
+        </w:rPr>
+        <w:t>△ 하객들이 술렁인다.</w:t>
       </w:r>
     </w:p>
     <w:p>
@@ -8239,7 +8267,7 @@
           <w:b/>
           <w:sz w:val="22"/>
         </w:rPr>
-        <w:t>S#1  밤 / 안 / 왕궁 대연회장</w:t>
+        <w:t>S#1  밤 / 안 / 궁전 대연회장</w:t>
       </w:r>
     </w:p>
     <w:p>
@@ -8784,7 +8812,7 @@
           <w:color w:val="5A5A5A"/>
           <w:sz w:val="20"/>
         </w:rPr>
-        <w:t>△ 브레나와 마크가 대리석 바닥에 쓰러지듯 주저앉는다. 마크가 두 손으로 붉은 보석 반지를 가슴 앞에 쥐고 있다.</w:t>
+        <w:t>△ 브레나와 마크가 대리석 바닥에 쓰러지듯 주저앉는다. 마크가 두 손으로 가시 모양 반지를 가슴 앞에 쥐고 있다.</w:t>
       </w:r>
     </w:p>
     <w:p>
@@ -8931,7 +8959,7 @@
           <w:b/>
           <w:sz w:val="22"/>
         </w:rPr>
-        <w:t>S#1  밤 / 안 / 왕궁 대연회장</w:t>
+        <w:t>S#1  밤 / 안 / 궁전 대연회장</w:t>
       </w:r>
     </w:p>
     <w:p>
@@ -9612,7 +9640,7 @@
           <w:b/>
           <w:sz w:val="22"/>
         </w:rPr>
-        <w:t>S#1  밤 / 안 / 궁전 연회장</w:t>
+        <w:t>S#1  밤 / 안 / 궁전 대연회장</w:t>
       </w:r>
     </w:p>
     <w:p>
@@ -9667,7 +9695,21 @@
           <w:color w:val="5A5A5A"/>
           <w:sz w:val="20"/>
         </w:rPr>
-        <w:t>△ 에드먼드가 마크 옆에 무릎을 꿇는다. 마크는 고개를 숙이고 울먹인다. 마크의 손바닥에 가시 모양의 어두운 반지가 놓인다. 브레나도 맞은편에 무릎을 꿇고 마크에게 손을 뻗는다.</w:t>
+        <w:t>△ 에드먼드가 마크 옆에 무릎을 꿇고 마크의 손바닥에 가시 모양 반지를 올려 준다. 마크는 고개를 숙이고 울먹인다.</w:t>
+      </w:r>
+    </w:p>
+    <w:p>
+      <w:pPr>
+        <w:spacing w:after="60" w:before="0"/>
+      </w:pPr>
+      <w:r>
+        <w:rPr>
+          <w:rFonts w:ascii="Malgun Gothic" w:hAnsi="Malgun Gothic" w:eastAsia="Malgun Gothic"/>
+          <w:b w:val="0"/>
+          <w:color w:val="5A5A5A"/>
+          <w:sz w:val="20"/>
+        </w:rPr>
+        <w:t>△ 브레나도 맞은편에 무릎을 꿇고 마크에게 손을 뻗는다.</w:t>
       </w:r>
     </w:p>
     <w:p>
@@ -9989,7 +10031,7 @@
           <w:color w:val="5A5A5A"/>
           <w:sz w:val="20"/>
         </w:rPr>
-        <w:t>△ 에드먼드가 굳은 얼굴로 입을 연다.</w:t>
+        <w:t>△ 에드먼드가 굳은 얼굴로 입을 다문다.</w:t>
       </w:r>
     </w:p>
     <w:p>
@@ -10164,7 +10206,7 @@
           <w:b/>
           <w:sz w:val="22"/>
         </w:rPr>
-        <w:t>S#1  밤 / 안 / 궁전 연회장</w:t>
+        <w:t>S#1  밤 / 안 / 궁전 대연회장</w:t>
       </w:r>
     </w:p>
     <w:p>
@@ -10178,7 +10220,7 @@
           <w:color w:val="646464"/>
           <w:sz w:val="18"/>
         </w:rPr>
-        <w:t>등장인물: 할, 브레나, 마크, 에릭, 병사들</w:t>
+        <w:t>등장인물: 할, 브레나, 마크, 에드먼드, 에릭, 병사들</w:t>
       </w:r>
     </w:p>
     <w:p>
@@ -10325,20 +10367,20 @@
           <w:b w:val="0"/>
           <w:sz w:val="20"/>
         </w:rPr>
-        <w:t>에릭: 네 이놈! 국왕 앞에서 폭행을 휘두르다니 죽고 싶은 게냐!</w:t>
-      </w:r>
-    </w:p>
-    <w:p>
-      <w:pPr>
-        <w:spacing w:after="60" w:before="0"/>
-      </w:pPr>
-      <w:r>
-        <w:rPr>
-          <w:rFonts w:ascii="Malgun Gothic" w:hAnsi="Malgun Gothic" w:eastAsia="Malgun Gothic"/>
-          <w:b w:val="0"/>
-          <w:sz w:val="20"/>
-        </w:rPr>
-        <w:t>에릭: 병사들! 저 쓰레기를 당장 끌어내라!</w:t>
+        <w:t>에드먼드: 네 이놈! 국왕 앞에서 폭행을 휘두르다니 죽고 싶은 게냐!</w:t>
+      </w:r>
+    </w:p>
+    <w:p>
+      <w:pPr>
+        <w:spacing w:after="60" w:before="0"/>
+      </w:pPr>
+      <w:r>
+        <w:rPr>
+          <w:rFonts w:ascii="Malgun Gothic" w:hAnsi="Malgun Gothic" w:eastAsia="Malgun Gothic"/>
+          <w:b w:val="0"/>
+          <w:sz w:val="20"/>
+        </w:rPr>
+        <w:t>에드먼드: 병사들! 저 쓰레기를 당장 끌어내라!</w:t>
       </w:r>
     </w:p>
     <w:p>
@@ -10365,7 +10407,21 @@
           <w:b/>
           <w:sz w:val="22"/>
         </w:rPr>
-        <w:t>S#2  미상 / 안 / 궁전 복도</w:t>
+        <w:t>S#2  밤 / 안 / 궁전 복도</w:t>
+      </w:r>
+    </w:p>
+    <w:p>
+      <w:pPr>
+        <w:spacing w:after="80" w:before="0"/>
+      </w:pPr>
+      <w:r>
+        <w:rPr>
+          <w:rFonts w:ascii="Malgun Gothic" w:hAnsi="Malgun Gothic" w:eastAsia="Malgun Gothic"/>
+          <w:b w:val="0"/>
+          <w:color w:val="646464"/>
+          <w:sz w:val="18"/>
+        </w:rPr>
+        <w:t>등장인물: 정체 모를 사람</w:t>
       </w:r>
     </w:p>
     <w:p>
@@ -10392,7 +10448,7 @@
           <w:b/>
           <w:sz w:val="22"/>
         </w:rPr>
-        <w:t>S#3  밤 / 안 / 궁전 연회장</w:t>
+        <w:t>S#3  밤 / 안 / 궁전 대연회장</w:t>
       </w:r>
     </w:p>
     <w:p>
@@ -10768,7 +10824,7 @@
           <w:b/>
           <w:sz w:val="22"/>
         </w:rPr>
-        <w:t>S#1  밤 / 안 / 궁전 연회장</w:t>
+        <w:t>S#1  밤 / 안 / 궁전 대연회장</w:t>
       </w:r>
     </w:p>
     <w:p>
@@ -11305,7 +11361,7 @@
           <w:b/>
           <w:sz w:val="22"/>
         </w:rPr>
-        <w:t>S#1  밤 / 안 / 왕궁 대연회장</w:t>
+        <w:t>S#1  밤 / 안 / 궁전 대연회장</w:t>
       </w:r>
     </w:p>
     <w:p>
@@ -11412,7 +11468,34 @@
           <w:b w:val="0"/>
           <w:sz w:val="20"/>
         </w:rPr>
-        <w:t>실비아: 너랑 네 엄마는 둘 다 거짓말쟁이야! 뻔뻔하고 가난한 미혼모가 못 할 짓이 뭐가 있겠니? (국왕에게) 저 여자를 살려두는 건 이 왕국에 큰 위협이 될 겁니다!</w:t>
+        <w:t>실비아: 너랑 네 엄마는 둘 다 거짓말쟁이야! 뻔뻔하고 가난한 미혼모가 못 할 짓이 뭐가 있겠니?</w:t>
+      </w:r>
+    </w:p>
+    <w:p>
+      <w:pPr>
+        <w:spacing w:after="60" w:before="0"/>
+      </w:pPr>
+      <w:r>
+        <w:rPr>
+          <w:rFonts w:ascii="Malgun Gothic" w:hAnsi="Malgun Gothic" w:eastAsia="Malgun Gothic"/>
+          <w:b w:val="0"/>
+          <w:color w:val="5A5A5A"/>
+          <w:sz w:val="20"/>
+        </w:rPr>
+        <w:t>△ 실비아가 국왕 쪽으로 몸을 돌린다.</w:t>
+      </w:r>
+    </w:p>
+    <w:p>
+      <w:pPr>
+        <w:spacing w:after="60" w:before="0"/>
+      </w:pPr>
+      <w:r>
+        <w:rPr>
+          <w:rFonts w:ascii="Malgun Gothic" w:hAnsi="Malgun Gothic" w:eastAsia="Malgun Gothic"/>
+          <w:b w:val="0"/>
+          <w:sz w:val="20"/>
+        </w:rPr>
+        <w:t>실비아: 저 여자를 살려두는 건 이 왕국에 큰 위협이 될 겁니다!</w:t>
       </w:r>
     </w:p>
     <w:p>
@@ -11679,7 +11762,7 @@
           <w:b/>
           <w:sz w:val="22"/>
         </w:rPr>
-        <w:t>S#1  밤 / 안 / 왕궁 대연회장</w:t>
+        <w:t>S#1  밤 / 안 / 궁전 대연회장</w:t>
       </w:r>
     </w:p>
     <w:p>
@@ -11988,7 +12071,7 @@
           <w:b/>
           <w:sz w:val="22"/>
         </w:rPr>
-        <w:t>S#1  밤 / 안 / 왕궁 대연회장</w:t>
+        <w:t>S#1  밤 / 안 / 궁전 대연회장</w:t>
       </w:r>
     </w:p>
     <w:p>
@@ -12002,7 +12085,7 @@
           <w:color w:val="646464"/>
           <w:sz w:val="18"/>
         </w:rPr>
-        <w:t>등장인물: 에드먼드, 브레나, 마크, 국왕, 에릭, 실비아, 자일스, 귀족 여인들, 귀족들, 경비병</w:t>
+        <w:t>등장인물: 에드먼드, 브레나, 마크, 국왕, 에릭, 실비아, 자일스, 귀족 여인들, 귀족들</w:t>
       </w:r>
     </w:p>
     <w:p>
@@ -12190,7 +12273,7 @@
           <w:color w:val="5A5A5A"/>
           <w:sz w:val="20"/>
         </w:rPr>
-        <w:t>△ 에드먼드가 흔들림 없이 국왕을 본다. 그의 등 뒤로 불꽃 드래곤이 온전한 모습을 드러낸다. 에드먼드가 미소를 짓는다.</w:t>
+        <w:t>△ 에드먼드가 흔들림 없이 국왕을 본다. 그의 등 뒤로 불꽃 용이 온전한 모습을 드러낸다. 에드먼드가 미소를 짓는다.</w:t>
       </w:r>
     </w:p>
     <w:p>
@@ -12270,7 +12353,21 @@
           <w:color w:val="5A5A5A"/>
           <w:sz w:val="20"/>
         </w:rPr>
-        <w:t>△ 에드먼드가 고통에 얼굴을 일그러뜨린다. 목에서 불꽃 고리가 빛난다. 에드먼드가 무릎을 꿇더니 두 손을 바닥에 짚고 쓰러진다. 불꽃 용이 날개를 펴고 포효한다. 귀족들이 겁에 질려 위를 올려다본다. 금빛 불씨가 천장을 가득 채운다.</w:t>
+        <w:t>△ 에드먼드가 고통에 얼굴을 일그러뜨린다. 목에서 불꽃 고리가 빛난다. 에드먼드가 무릎을 꿇더니 두 손을 바닥에 짚고 쓰러진다.</w:t>
+      </w:r>
+    </w:p>
+    <w:p>
+      <w:pPr>
+        <w:spacing w:after="60" w:before="0"/>
+      </w:pPr>
+      <w:r>
+        <w:rPr>
+          <w:rFonts w:ascii="Malgun Gothic" w:hAnsi="Malgun Gothic" w:eastAsia="Malgun Gothic"/>
+          <w:b w:val="0"/>
+          <w:color w:val="5A5A5A"/>
+          <w:sz w:val="20"/>
+        </w:rPr>
+        <w:t>△ 불꽃 용이 날개를 펴고 포효한다. 귀족들이 겁에 질려 위를 올려다본다.</w:t>
       </w:r>
     </w:p>
     <w:p>
@@ -12337,7 +12434,7 @@
           <w:color w:val="5A5A5A"/>
           <w:sz w:val="20"/>
         </w:rPr>
-        <w:t>△ 마크의 뺨에 눈물이 흐른다. 실비아가 입꼬리를 올린다.</w:t>
+        <w:t>△ 실비아가 입꼬리를 올린다.</w:t>
       </w:r>
     </w:p>
     <w:p>
@@ -12430,7 +12527,7 @@
           <w:color w:val="5A5A5A"/>
           <w:sz w:val="20"/>
         </w:rPr>
-        <w:t>△ 에드먼드가 브레나의 어깨를 감싸 안는다. 마크가 두 사람 사이에 선다. 실비아가 팔짱을 끼고 그들을 내려다본다.</w:t>
+        <w:t>△ 에드먼드가 일어나 브레나의 어깨를 감싸 안는다. 마크가 두 사람 사이에 선다. 실비아가 팔짱을 끼고 그들을 내려다본다.</w:t>
       </w:r>
     </w:p>
     <w:p>
@@ -12483,7 +12580,7 @@
           <w:b w:val="0"/>
           <w:sz w:val="20"/>
         </w:rPr>
-        <w:t>실비아: 성스러운 불에 타서 재가 되어라!</w:t>
+        <w:t>실비아: 성화에 타서 재가 되어라!</w:t>
       </w:r>
     </w:p>
     <w:p>
@@ -12550,7 +12647,7 @@
           <w:b w:val="0"/>
           <w:sz w:val="20"/>
         </w:rPr>
-        <w:t>국왕: 이 아이가 성스러운 불을 견뎌냈어! 정말로 에드먼드 왕자의 아들이야!</w:t>
+        <w:t>국왕: 이 아이가 성화를 견뎌냈어! 정말로 에드먼드 왕자의 아들이야!</w:t>
       </w:r>
     </w:p>
     <w:p>
@@ -12590,7 +12687,7 @@
           <w:b/>
           <w:sz w:val="22"/>
         </w:rPr>
-        <w:t>S#1  밤 / 안 / 왕궁 대연회장</w:t>
+        <w:t>S#1  밤 / 안 / 궁전 대연회장</w:t>
       </w:r>
     </w:p>
     <w:p>
@@ -12604,7 +12701,7 @@
           <w:color w:val="646464"/>
           <w:sz w:val="18"/>
         </w:rPr>
-        <w:t>등장인물: 마크, 브레나, 에드먼드, 국왕, 실비아, 공작 부인, 귀족들</w:t>
+        <w:t>등장인물: 마크, 브레나, 에드먼드, 국왕, 실비아, 귀족들</w:t>
       </w:r>
     </w:p>
     <w:p>
@@ -12631,7 +12728,7 @@
           <w:b w:val="0"/>
           <w:sz w:val="20"/>
         </w:rPr>
-        <w:t>국왕: 왕실 혈통만이 성스러운 불을 통해 영체를 나타낼 수 있다!</w:t>
+        <w:t>국왕: 왕실 혈통만이 성화를 통해 영체를 나타낼 수 있다!</w:t>
       </w:r>
     </w:p>
     <w:p>
@@ -12684,7 +12781,7 @@
           <w:b w:val="0"/>
           <w:sz w:val="20"/>
         </w:rPr>
-        <w:t>에드먼드 VO: 대체 어디서부터 어떻게 된 거지? 어떻게 마크에게 불의 신의 권능이 있는 거야?</w:t>
+        <w:t>에드먼드 VO: 대체 어디서부터 잘못된 거지? 어떻게 마크에게 불의 신의 권능이 있는 거야?</w:t>
       </w:r>
     </w:p>
     <w:p>
@@ -12725,34 +12822,34 @@
           <w:color w:val="5A5A5A"/>
           <w:sz w:val="20"/>
         </w:rPr>
-        <w:t>△ 에드먼드가 공작 부인과 가까이 마주 선다. 공작 부인이 입꼬리를 올리며 웃는다.</w:t>
-      </w:r>
-    </w:p>
-    <w:p>
-      <w:pPr>
-        <w:spacing w:after="60" w:before="0"/>
-      </w:pPr>
-      <w:r>
-        <w:rPr>
-          <w:rFonts w:ascii="Malgun Gothic" w:hAnsi="Malgun Gothic" w:eastAsia="Malgun Gothic"/>
-          <w:b w:val="0"/>
-          <w:sz w:val="20"/>
-        </w:rPr>
-        <w:t>에드먼드: 공작 부인, 당신이었군! 실비아에게 뇌물을 받고 모두의 등 뒤에서 성스러운 불에 손을 댄 거야!</w:t>
-      </w:r>
-    </w:p>
-    <w:p>
-      <w:pPr>
-        <w:spacing w:after="60" w:before="0"/>
-      </w:pPr>
-      <w:r>
-        <w:rPr>
-          <w:rFonts w:ascii="Malgun Gothic" w:hAnsi="Malgun Gothic" w:eastAsia="Malgun Gothic"/>
-          <w:b w:val="0"/>
-          <w:color w:val="5A5A5A"/>
-          <w:sz w:val="20"/>
-        </w:rPr>
-        <w:t>△ 공작 부인이 눈을 가늘게 뜨고 에드먼드를 바라본다. 실비아가 눈을 크게 뜨고 국왕을 향해 두 손을 모은다.</w:t>
+        <w:t>△ 에드먼드가 실비아와 가까이 마주 선다. 실비아가 입꼬리를 올리며 웃는다.</w:t>
+      </w:r>
+    </w:p>
+    <w:p>
+      <w:pPr>
+        <w:spacing w:after="60" w:before="0"/>
+      </w:pPr>
+      <w:r>
+        <w:rPr>
+          <w:rFonts w:ascii="Malgun Gothic" w:hAnsi="Malgun Gothic" w:eastAsia="Malgun Gothic"/>
+          <w:b w:val="0"/>
+          <w:sz w:val="20"/>
+        </w:rPr>
+        <w:t>에드먼드: 공작 부인, 당신이었군! 뇌물을 써서 모두의 등 뒤에서 성화에 손을 댄 거야!</w:t>
+      </w:r>
+    </w:p>
+    <w:p>
+      <w:pPr>
+        <w:spacing w:after="60" w:before="0"/>
+      </w:pPr>
+      <w:r>
+        <w:rPr>
+          <w:rFonts w:ascii="Malgun Gothic" w:hAnsi="Malgun Gothic" w:eastAsia="Malgun Gothic"/>
+          <w:b w:val="0"/>
+          <w:color w:val="5A5A5A"/>
+          <w:sz w:val="20"/>
+        </w:rPr>
+        <w:t>△ 실비아가 눈을 가늘게 뜨고 에드먼드를 바라보다가, 국왕을 향해 두 손을 모은다.</w:t>
       </w:r>
     </w:p>
     <w:p>
@@ -12792,7 +12889,7 @@
           <w:b/>
           <w:sz w:val="22"/>
         </w:rPr>
-        <w:t>S#1  밤 / 안 / 왕궁 대연회장</w:t>
+        <w:t>S#1  밤 / 안 / 궁전 대연회장</w:t>
       </w:r>
     </w:p>
     <w:p>
@@ -12806,34 +12903,34 @@
           <w:color w:val="646464"/>
           <w:sz w:val="18"/>
         </w:rPr>
-        <w:t>등장인물: 공작 부인, 검은 망토 남자, 실비아, 에드먼드, 브레나</w:t>
-      </w:r>
-    </w:p>
-    <w:p>
-      <w:pPr>
-        <w:spacing w:after="60" w:before="0"/>
-      </w:pPr>
-      <w:r>
-        <w:rPr>
-          <w:rFonts w:ascii="Malgun Gothic" w:hAnsi="Malgun Gothic" w:eastAsia="Malgun Gothic"/>
-          <w:b w:val="0"/>
-          <w:color w:val="5A5A5A"/>
-          <w:sz w:val="20"/>
-        </w:rPr>
-        <w:t>△ 공작 부인이 검은 망토 남자와 바짝 마주 서 있다. 실비아가 한쪽에서 지켜본다.</w:t>
-      </w:r>
-    </w:p>
-    <w:p>
-      <w:pPr>
-        <w:spacing w:after="60" w:before="0"/>
-      </w:pPr>
-      <w:r>
-        <w:rPr>
-          <w:rFonts w:ascii="Malgun Gothic" w:hAnsi="Malgun Gothic" w:eastAsia="Malgun Gothic"/>
-          <w:b w:val="0"/>
-          <w:sz w:val="20"/>
-        </w:rPr>
-        <w:t>공작 부인: 거짓말이야! 난 저 사람을 본 적도 없다고. 내가 공모했을 리가 없어!</w:t>
+        <w:t>등장인물: 실비아, 검은 망토 남자, 에드먼드, 브레나</w:t>
+      </w:r>
+    </w:p>
+    <w:p>
+      <w:pPr>
+        <w:spacing w:after="60" w:before="0"/>
+      </w:pPr>
+      <w:r>
+        <w:rPr>
+          <w:rFonts w:ascii="Malgun Gothic" w:hAnsi="Malgun Gothic" w:eastAsia="Malgun Gothic"/>
+          <w:b w:val="0"/>
+          <w:color w:val="5A5A5A"/>
+          <w:sz w:val="20"/>
+        </w:rPr>
+        <w:t>△ 실비아가 검은 망토 남자와 바짝 마주 서 있다.</w:t>
+      </w:r>
+    </w:p>
+    <w:p>
+      <w:pPr>
+        <w:spacing w:after="60" w:before="0"/>
+      </w:pPr>
+      <w:r>
+        <w:rPr>
+          <w:rFonts w:ascii="Malgun Gothic" w:hAnsi="Malgun Gothic" w:eastAsia="Malgun Gothic"/>
+          <w:b w:val="0"/>
+          <w:sz w:val="20"/>
+        </w:rPr>
+        <w:t>실비아: 거짓말이야! 난 저 사람을 본 적도 없다고. 내가 공모했을 리가 없어!</w:t>
       </w:r>
     </w:p>
     <w:p>
@@ -12860,20 +12957,20 @@
           <w:color w:val="5A5A5A"/>
           <w:sz w:val="20"/>
         </w:rPr>
-        <w:t>△ 공작 부인이 검은 망토 남자를 향해 몸을 돌린다.</w:t>
-      </w:r>
-    </w:p>
-    <w:p>
-      <w:pPr>
-        <w:spacing w:after="60" w:before="0"/>
-      </w:pPr>
-      <w:r>
-        <w:rPr>
-          <w:rFonts w:ascii="Malgun Gothic" w:hAnsi="Malgun Gothic" w:eastAsia="Malgun Gothic"/>
-          <w:b w:val="0"/>
-          <w:sz w:val="20"/>
-        </w:rPr>
-        <w:t>공작 부인: 난— 무슨 소린지 하나도 모르겠군! 감히 나한테 덤터기를 씌우다니! 넌 브레나와 한패인 거짓말쟁이일 뿐이야!</w:t>
+        <w:t>△ 실비아가 검은 망토 남자를 향해 몸을 돌린다.</w:t>
+      </w:r>
+    </w:p>
+    <w:p>
+      <w:pPr>
+        <w:spacing w:after="60" w:before="0"/>
+      </w:pPr>
+      <w:r>
+        <w:rPr>
+          <w:rFonts w:ascii="Malgun Gothic" w:hAnsi="Malgun Gothic" w:eastAsia="Malgun Gothic"/>
+          <w:b w:val="0"/>
+          <w:sz w:val="20"/>
+        </w:rPr>
+        <w:t>실비아: 난— 무슨 소린지 하나도 모르겠군! 감히 나한테 덤터기를 씌우다니! 넌 브레나와 한패인 거짓말쟁이일 뿐이야!</w:t>
       </w:r>
     </w:p>
     <w:p>
@@ -12994,21 +13091,21 @@
           <w:color w:val="646464"/>
           <w:sz w:val="18"/>
         </w:rPr>
-        <w:t>등장인물: 브레나, 마크, 자일스, 국왕, 실비아, 하객들</w:t>
-      </w:r>
-    </w:p>
-    <w:p>
-      <w:pPr>
-        <w:spacing w:after="60" w:before="0"/>
-      </w:pPr>
-      <w:r>
-        <w:rPr>
-          <w:rFonts w:ascii="Malgun Gothic" w:hAnsi="Malgun Gothic" w:eastAsia="Malgun Gothic"/>
-          <w:b w:val="0"/>
-          <w:color w:val="5A5A5A"/>
-          <w:sz w:val="20"/>
-        </w:rPr>
-        <w:t>△ 하객들로 가득한 대연회장. 파란 드레스의 브레나가 쓸쓸한 얼굴로 서 있다.</w:t>
+        <w:t>등장인물: 브레나, 마크, 자일스, 국왕, 실비아, 근위병, 하객들</w:t>
+      </w:r>
+    </w:p>
+    <w:p>
+      <w:pPr>
+        <w:spacing w:after="60" w:before="0"/>
+      </w:pPr>
+      <w:r>
+        <w:rPr>
+          <w:rFonts w:ascii="Malgun Gothic" w:hAnsi="Malgun Gothic" w:eastAsia="Malgun Gothic"/>
+          <w:b w:val="0"/>
+          <w:color w:val="5A5A5A"/>
+          <w:sz w:val="20"/>
+        </w:rPr>
+        <w:t>△ 하객들로 가득한 대연회장. 브레나가 쓸쓸한 얼굴로 서 있다.</w:t>
       </w:r>
     </w:p>
     <w:p>
@@ -13156,20 +13253,20 @@
           <w:color w:val="5A5A5A"/>
           <w:sz w:val="20"/>
         </w:rPr>
-        <w:t>△ 성스러운 불이 제단 위에서 크게 타오른다. 하객들이 한쪽을 보며 놀란다.</w:t>
-      </w:r>
-    </w:p>
-    <w:p>
-      <w:pPr>
-        <w:spacing w:after="60" w:before="0"/>
-      </w:pPr>
-      <w:r>
-        <w:rPr>
-          <w:rFonts w:ascii="Malgun Gothic" w:hAnsi="Malgun Gothic" w:eastAsia="Malgun Gothic"/>
-          <w:b w:val="0"/>
-          <w:sz w:val="20"/>
-        </w:rPr>
-        <w:t>국왕 OS: 이 말썽꾼을 쫓아내 버려!</w:t>
+        <w:t>△ 성화가 제단 위에서 크게 타오른다. 하객들이 한쪽을 보며 놀란다.</w:t>
+      </w:r>
+    </w:p>
+    <w:p>
+      <w:pPr>
+        <w:spacing w:after="60" w:before="0"/>
+      </w:pPr>
+      <w:r>
+        <w:rPr>
+          <w:rFonts w:ascii="Malgun Gothic" w:hAnsi="Malgun Gothic" w:eastAsia="Malgun Gothic"/>
+          <w:b w:val="0"/>
+          <w:sz w:val="20"/>
+        </w:rPr>
+        <w:t>국왕: 이 말썽꾼을 쫓아내 버려!</w:t>
       </w:r>
     </w:p>
     <w:p>
@@ -13236,7 +13333,7 @@
           <w:b w:val="0"/>
           <w:sz w:val="20"/>
         </w:rPr>
-        <w:t>실비아: 진짜 왕실 혈통은 성스러운 불에 절대 타지 않아!</w:t>
+        <w:t>실비아: 진짜 왕실 혈통은 성화에 절대 타지 않아!</w:t>
       </w:r>
     </w:p>
     <w:p>
@@ -13544,7 +13641,7 @@
           <w:b/>
           <w:sz w:val="22"/>
         </w:rPr>
-        <w:t>S#2  밤 / 안 / 왕궁 대연회장</w:t>
+        <w:t>S#2  밤 / 안 / 궁전 대연회장</w:t>
       </w:r>
     </w:p>
     <w:p>
@@ -14189,7 +14286,7 @@
           <w:b w:val="0"/>
           <w:sz w:val="20"/>
         </w:rPr>
-        <w:t>에드먼드: 브레나, 성스러운 불은 절대 거짓을 말하지 않아. 마크에겐 왕실 혈통이 흐르고 있어.</w:t>
+        <w:t>에드먼드: 브레나, 성화는 절대 거짓을 말하지 않아. 마크에겐 왕실 혈통이 흐르고 있어.</w:t>
       </w:r>
     </w:p>
     <w:p>
@@ -14329,20 +14426,6 @@
     </w:p>
     <w:p>
       <w:pPr>
-        <w:spacing w:after="60" w:before="0"/>
-      </w:pPr>
-      <w:r>
-        <w:rPr>
-          <w:rFonts w:ascii="Malgun Gothic" w:hAnsi="Malgun Gothic" w:eastAsia="Malgun Gothic"/>
-          <w:b w:val="0"/>
-          <w:color w:val="5A5A5A"/>
-          <w:sz w:val="20"/>
-        </w:rPr>
-        <w:t>△ 브레나가 시선을 내리깔고 말없이 앉아 있다.</w:t>
-      </w:r>
-    </w:p>
-    <w:p>
-      <w:pPr>
         <w:spacing w:after="40" w:before="160"/>
       </w:pPr>
       <w:r>
@@ -15040,7 +15123,7 @@
           <w:color w:val="5A5A5A"/>
           <w:sz w:val="20"/>
         </w:rPr>
-        <w:t>△ 에드먼드가 마차 문을 열고 브레나가 마차에 오르도록 돕는다. 이사벨라는 두 손을 모으고 굳은 얼굴로 서서 지켜본다. 시장 노파가 사과 바구니를 안고 군중 속에서 이 광경을 본다.</w:t>
+        <w:t>△ 에드먼드가 마차 문을 열고 브레나가 마차에 오르도록 돕는다. 이사벨라는 두 손을 모으고 굳은 얼굴로 서서 지켜본다.</w:t>
       </w:r>
     </w:p>
     <w:p>
@@ -15172,6 +15255,20 @@
         <w:rPr>
           <w:rFonts w:ascii="Malgun Gothic" w:hAnsi="Malgun Gothic" w:eastAsia="Malgun Gothic"/>
           <w:b w:val="0"/>
+          <w:color w:val="5A5A5A"/>
+          <w:sz w:val="20"/>
+        </w:rPr>
+        <w:t>△ 이사벨라의 말이 브레나의 귀에 다시 맴돈다.</w:t>
+      </w:r>
+    </w:p>
+    <w:p>
+      <w:pPr>
+        <w:spacing w:after="60" w:before="0"/>
+      </w:pPr>
+      <w:r>
+        <w:rPr>
+          <w:rFonts w:ascii="Malgun Gothic" w:hAnsi="Malgun Gothic" w:eastAsia="Malgun Gothic"/>
+          <w:b w:val="0"/>
           <w:sz w:val="20"/>
         </w:rPr>
         <w:t>이사벨라 OS: 그렇다고 고작 나를 대신하려고 저런 천한 여자를 데려온 거야?</w:t>
@@ -16591,7 +16688,7 @@
           <w:color w:val="5A5A5A"/>
           <w:sz w:val="20"/>
         </w:rPr>
-        <w:t>△ 귀족이 옆에 선 금발 부하에게 말한다. 금발 부하는 손에 채찍을 들고 있다.</w:t>
+        <w:t>△ 아치형 통로에서 금발 부하가 채찍을 들고 걸어 나온다. 귀족이 그에게 말한다.</w:t>
       </w:r>
     </w:p>
     <w:p>
@@ -16875,7 +16972,7 @@
           <w:color w:val="5A5A5A"/>
           <w:sz w:val="20"/>
         </w:rPr>
-        <w:t>△ 이반이 에드먼드 옆에서 에드먼드에게 말한다.</w:t>
+        <w:t>△ 이반이 에드먼드에게 말한다.</w:t>
       </w:r>
     </w:p>
     <w:p>
@@ -17616,7 +17713,7 @@
           <w:color w:val="5A5A5A"/>
           <w:sz w:val="20"/>
         </w:rPr>
-        <w:t>△ 귀족이 천천히 일어나 브레나의 벽 쇠고리에 묶인 손 쪽으로 다가선다. 눈을 감고 입을 벌린다.</w:t>
+        <w:t>△ 귀족이 천천히 일어나 십자가에 묶인 브레나 쪽으로 다가선다.</w:t>
       </w:r>
     </w:p>
     <w:p>
@@ -18396,7 +18493,7 @@
           <w:b/>
           <w:sz w:val="22"/>
         </w:rPr>
-        <w:t>S#1  낮 / 안 / 성 안 석조 방 문 앞</w:t>
+        <w:t>S#1  저녁 / 안 / 저택 안 석조 방 문 앞</w:t>
       </w:r>
     </w:p>
     <w:p>
@@ -18625,7 +18722,7 @@
           <w:b/>
           <w:sz w:val="22"/>
         </w:rPr>
-        <w:t>S#2  낮 / 밖 / 저택 앞 마차</w:t>
+        <w:t>S#2  저녁 / 밖 / 저택 앞 마차</w:t>
       </w:r>
     </w:p>
     <w:p>
@@ -18920,7 +19017,7 @@
           <w:color w:val="5A5A5A"/>
           <w:sz w:val="20"/>
         </w:rPr>
-        <w:t>△ 탁자 위에 동화책이 펼쳐져 있고, 그 위에 가시 모양의 은빛 펜던트가 놓여 있다.</w:t>
+        <w:t>△ 탁자 위에 동화책이 펼쳐져 있고, 그 위에 끈에 꿴 가시 모양 반지가 놓여 있다.</w:t>
       </w:r>
     </w:p>
     <w:p>
@@ -19148,7 +19245,7 @@
           <w:color w:val="5A5A5A"/>
           <w:sz w:val="20"/>
         </w:rPr>
-        <w:t>△ 시녀1이 마크를 도와 옷을 입힌다. 마크가 끈 달린 펜던트를 두 손으로 받아 들고 밝게 웃는다.</w:t>
+        <w:t>△ 시녀1이 마크를 도와 옷을 입힌다. 마크가 끈에 꿴 반지를 두 손으로 받아 들고 밝게 웃는다.</w:t>
       </w:r>
     </w:p>
     <w:p>
@@ -19175,7 +19272,7 @@
           <w:color w:val="5A5A5A"/>
           <w:sz w:val="20"/>
         </w:rPr>
-        <w:t>△ 마크가 붉은 보석이 박힌 별 모양 펜던트를 끈으로 셔츠 앞섶에 묶어 고정한다.</w:t>
+        <w:t>△ 마크가 끈에 꿴 반지를 셔츠 앞섶에 묶어 고정한다.</w:t>
       </w:r>
     </w:p>
     <w:p>
@@ -19641,6 +19738,20 @@
         <w:rPr>
           <w:rFonts w:ascii="Malgun Gothic" w:hAnsi="Malgun Gothic" w:eastAsia="Malgun Gothic"/>
           <w:b w:val="0"/>
+          <w:color w:val="5A5A5A"/>
+          <w:sz w:val="20"/>
+        </w:rPr>
+        <w:t>△ 브레나가 가레스를 똑바로 노려본다.</w:t>
+      </w:r>
+    </w:p>
+    <w:p>
+      <w:pPr>
+        <w:spacing w:after="60" w:before="0"/>
+      </w:pPr>
+      <w:r>
+        <w:rPr>
+          <w:rFonts w:ascii="Malgun Gothic" w:hAnsi="Malgun Gothic" w:eastAsia="Malgun Gothic"/>
+          <w:b w:val="0"/>
           <w:sz w:val="20"/>
         </w:rPr>
         <w:t>브레나: 내가 그냥 가도 된다고 했냐, 이 근본 없는 녀석아?</w:t>
@@ -19992,7 +20103,7 @@
           <w:b w:val="0"/>
           <w:sz w:val="20"/>
         </w:rPr>
-        <w:t>롤프: 여긴 롤프고요!</w:t>
+        <w:t>롤프: 전 롤프예요!</w:t>
       </w:r>
     </w:p>
     <w:p>
@@ -20286,7 +20397,7 @@
           <w:b w:val="0"/>
           <w:sz w:val="20"/>
         </w:rPr>
-        <w:t>마크: 네 모습이 전혀 왕자의 아들 같지 않다고 했어! 네 그 꼴 좀 봐, 하인 자식 같잖아!</w:t>
+        <w:t>마크: 네 모습이 전혀 왕자의 아들 같지 않다고 했어! 네 그 허름한 옷 좀 봐, 하인 자식 같잖아!</w:t>
       </w:r>
     </w:p>
     <w:p>
@@ -20406,7 +20517,7 @@
           <w:color w:val="5A5A5A"/>
           <w:sz w:val="20"/>
         </w:rPr>
-        <w:t>△ 론이 흰 예복으로 갈아입고 굳은 표정으로 서 있다. 마라가 론 쪽으로 몸을 숙이고 웃으며 반지를 건넨다.</w:t>
+        <w:t>△ 론이 굳은 표정으로 서 있다. 마라가 론 쪽으로 몸을 숙이고 웃으며 반지를 건넨다.</w:t>
       </w:r>
     </w:p>
     <w:p>
@@ -20797,7 +20908,7 @@
           <w:b/>
           <w:sz w:val="22"/>
         </w:rPr>
-        <w:t>S#2  낮 / 안 / 왕궁 집무실</w:t>
+        <w:t>S#2  낮 / 안 / 궁전 집무실</w:t>
       </w:r>
     </w:p>
     <w:p>
@@ -20811,61 +20922,61 @@
           <w:color w:val="646464"/>
           <w:sz w:val="18"/>
         </w:rPr>
-        <w:t>등장인물: 국왕, 이반</w:t>
-      </w:r>
-    </w:p>
-    <w:p>
-      <w:pPr>
-        <w:spacing w:after="60" w:before="0"/>
-      </w:pPr>
-      <w:r>
-        <w:rPr>
-          <w:rFonts w:ascii="Malgun Gothic" w:hAnsi="Malgun Gothic" w:eastAsia="Malgun Gothic"/>
-          <w:b w:val="0"/>
-          <w:color w:val="5A5A5A"/>
-          <w:sz w:val="20"/>
-        </w:rPr>
-        <w:t>△ 국왕이 책상 앞에서 문서를 검토한다. 이반이 두루마리 문서를 들고 옆에 서 있다.</w:t>
-      </w:r>
-    </w:p>
-    <w:p>
-      <w:pPr>
-        <w:spacing w:after="60" w:before="0"/>
-      </w:pPr>
-      <w:r>
-        <w:rPr>
-          <w:rFonts w:ascii="Malgun Gothic" w:hAnsi="Malgun Gothic" w:eastAsia="Malgun Gothic"/>
-          <w:b w:val="0"/>
-          <w:sz w:val="20"/>
-        </w:rPr>
-        <w:t>국왕 VO: 드디어 모든 공무를 마쳤군. 마크의 입학 연회가 아직 진행 중이겠지.</w:t>
-      </w:r>
-    </w:p>
-    <w:p>
-      <w:pPr>
-        <w:spacing w:after="60" w:before="0"/>
-      </w:pPr>
-      <w:r>
-        <w:rPr>
-          <w:rFonts w:ascii="Malgun Gothic" w:hAnsi="Malgun Gothic" w:eastAsia="Malgun Gothic"/>
-          <w:b w:val="0"/>
-          <w:color w:val="5A5A5A"/>
-          <w:sz w:val="20"/>
-        </w:rPr>
-        <w:t>△ 국왕이 자리에서 일어선다.</w:t>
-      </w:r>
-    </w:p>
-    <w:p>
-      <w:pPr>
-        <w:spacing w:after="60" w:before="0"/>
-      </w:pPr>
-      <w:r>
-        <w:rPr>
-          <w:rFonts w:ascii="Malgun Gothic" w:hAnsi="Malgun Gothic" w:eastAsia="Malgun Gothic"/>
-          <w:b w:val="0"/>
-          <w:sz w:val="20"/>
-        </w:rPr>
-        <w:t>국왕: 지금 즉시 그곳으로 가자.</w:t>
+        <w:t>등장인물: 에드먼드, 에드먼드(VO), 이반</w:t>
+      </w:r>
+    </w:p>
+    <w:p>
+      <w:pPr>
+        <w:spacing w:after="60" w:before="0"/>
+      </w:pPr>
+      <w:r>
+        <w:rPr>
+          <w:rFonts w:ascii="Malgun Gothic" w:hAnsi="Malgun Gothic" w:eastAsia="Malgun Gothic"/>
+          <w:b w:val="0"/>
+          <w:color w:val="5A5A5A"/>
+          <w:sz w:val="20"/>
+        </w:rPr>
+        <w:t>△ 에드먼드가 책상 앞에서 문서를 검토한다. 이반이 두루마리 문서를 들고 옆에 서 있다.</w:t>
+      </w:r>
+    </w:p>
+    <w:p>
+      <w:pPr>
+        <w:spacing w:after="60" w:before="0"/>
+      </w:pPr>
+      <w:r>
+        <w:rPr>
+          <w:rFonts w:ascii="Malgun Gothic" w:hAnsi="Malgun Gothic" w:eastAsia="Malgun Gothic"/>
+          <w:b w:val="0"/>
+          <w:sz w:val="20"/>
+        </w:rPr>
+        <w:t>에드먼드 VO: 드디어 모든 공무를 마쳤군. 마크의 입학 연회가 아직 진행 중이겠지.</w:t>
+      </w:r>
+    </w:p>
+    <w:p>
+      <w:pPr>
+        <w:spacing w:after="60" w:before="0"/>
+      </w:pPr>
+      <w:r>
+        <w:rPr>
+          <w:rFonts w:ascii="Malgun Gothic" w:hAnsi="Malgun Gothic" w:eastAsia="Malgun Gothic"/>
+          <w:b w:val="0"/>
+          <w:color w:val="5A5A5A"/>
+          <w:sz w:val="20"/>
+        </w:rPr>
+        <w:t>△ 에드먼드가 자리에서 일어선다.</w:t>
+      </w:r>
+    </w:p>
+    <w:p>
+      <w:pPr>
+        <w:spacing w:after="60" w:before="0"/>
+      </w:pPr>
+      <w:r>
+        <w:rPr>
+          <w:rFonts w:ascii="Malgun Gothic" w:hAnsi="Malgun Gothic" w:eastAsia="Malgun Gothic"/>
+          <w:b w:val="0"/>
+          <w:sz w:val="20"/>
+        </w:rPr>
+        <w:t>에드먼드: 지금 즉시 그곳으로 가자.</w:t>
       </w:r>
     </w:p>
     <w:p>
@@ -20892,7 +21003,7 @@
           <w:color w:val="5A5A5A"/>
           <w:sz w:val="20"/>
         </w:rPr>
-        <w:t>△ 이반이 굳은 얼굴로 국왕에게 다가선다.</w:t>
+        <w:t>△ 이반이 굳은 얼굴로 에드먼드에게 다가선다.</w:t>
       </w:r>
     </w:p>
     <w:p>
@@ -20919,87 +21030,87 @@
           <w:color w:val="5A5A5A"/>
           <w:sz w:val="20"/>
         </w:rPr>
-        <w:t>△ 국왕이 눈살을 찌푸린다.</w:t>
-      </w:r>
-    </w:p>
-    <w:p>
-      <w:pPr>
-        <w:spacing w:after="60" w:before="0"/>
-      </w:pPr>
-      <w:r>
-        <w:rPr>
-          <w:rFonts w:ascii="Malgun Gothic" w:hAnsi="Malgun Gothic" w:eastAsia="Malgun Gothic"/>
-          <w:b w:val="0"/>
-          <w:sz w:val="20"/>
-        </w:rPr>
-        <w:t>국왕 VO: 마라가 전에 마차를 빌려 달라고 한 적이 있었지. 설마 그녀가 몰래 마차를 타고 론을 아카데미에 보낸 건가?</w:t>
-      </w:r>
-    </w:p>
-    <w:p>
-      <w:pPr>
-        <w:spacing w:after="60" w:before="0"/>
-      </w:pPr>
-      <w:r>
-        <w:rPr>
-          <w:rFonts w:ascii="Malgun Gothic" w:hAnsi="Malgun Gothic" w:eastAsia="Malgun Gothic"/>
-          <w:b w:val="0"/>
-          <w:color w:val="5A5A5A"/>
-          <w:sz w:val="20"/>
-        </w:rPr>
-        <w:t>△ 국왕이 허공을 보며 고개를 젓는다.</w:t>
-      </w:r>
-    </w:p>
-    <w:p>
-      <w:pPr>
-        <w:spacing w:after="60" w:before="0"/>
-      </w:pPr>
-      <w:r>
-        <w:rPr>
-          <w:rFonts w:ascii="Malgun Gothic" w:hAnsi="Malgun Gothic" w:eastAsia="Malgun Gothic"/>
-          <w:b w:val="0"/>
-          <w:sz w:val="20"/>
-        </w:rPr>
-        <w:t>국왕 VO: 아니, 감히 그런 짓을 할 리가 없지.</w:t>
-      </w:r>
-    </w:p>
-    <w:p>
-      <w:pPr>
-        <w:spacing w:after="60" w:before="0"/>
-      </w:pPr>
-      <w:r>
-        <w:rPr>
-          <w:rFonts w:ascii="Malgun Gothic" w:hAnsi="Malgun Gothic" w:eastAsia="Malgun Gothic"/>
-          <w:b w:val="0"/>
-          <w:sz w:val="20"/>
-        </w:rPr>
-        <w:t>국왕: 괜찮다. 아카데미는 궁에서 멀지 않으니, 내가 직접 말을 타고 가겠다.</w:t>
-      </w:r>
-    </w:p>
-    <w:p>
-      <w:pPr>
-        <w:spacing w:after="60" w:before="0"/>
-      </w:pPr>
-      <w:r>
-        <w:rPr>
-          <w:rFonts w:ascii="Malgun Gothic" w:hAnsi="Malgun Gothic" w:eastAsia="Malgun Gothic"/>
-          <w:b w:val="0"/>
-          <w:sz w:val="20"/>
-        </w:rPr>
-        <w:t>국왕: 가자.</w:t>
-      </w:r>
-    </w:p>
-    <w:p>
-      <w:pPr>
-        <w:spacing w:after="60" w:before="0"/>
-      </w:pPr>
-      <w:r>
-        <w:rPr>
-          <w:rFonts w:ascii="Malgun Gothic" w:hAnsi="Malgun Gothic" w:eastAsia="Malgun Gothic"/>
-          <w:b w:val="0"/>
-          <w:color w:val="5A5A5A"/>
-          <w:sz w:val="20"/>
-        </w:rPr>
-        <w:t>△ 국왕이 이반과 함께 집무실을 나선다.</w:t>
+        <w:t>△ 에드먼드가 눈살을 찌푸린다.</w:t>
+      </w:r>
+    </w:p>
+    <w:p>
+      <w:pPr>
+        <w:spacing w:after="60" w:before="0"/>
+      </w:pPr>
+      <w:r>
+        <w:rPr>
+          <w:rFonts w:ascii="Malgun Gothic" w:hAnsi="Malgun Gothic" w:eastAsia="Malgun Gothic"/>
+          <w:b w:val="0"/>
+          <w:sz w:val="20"/>
+        </w:rPr>
+        <w:t>에드먼드 VO: 마라가 전에 마차를 빌려 달라고 한 적이 있었지. 설마 그녀가 몰래 마차를 타고 론을 아카데미에 보낸 건가?</w:t>
+      </w:r>
+    </w:p>
+    <w:p>
+      <w:pPr>
+        <w:spacing w:after="60" w:before="0"/>
+      </w:pPr>
+      <w:r>
+        <w:rPr>
+          <w:rFonts w:ascii="Malgun Gothic" w:hAnsi="Malgun Gothic" w:eastAsia="Malgun Gothic"/>
+          <w:b w:val="0"/>
+          <w:color w:val="5A5A5A"/>
+          <w:sz w:val="20"/>
+        </w:rPr>
+        <w:t>△ 에드먼드가 허공을 보며 고개를 젓는다.</w:t>
+      </w:r>
+    </w:p>
+    <w:p>
+      <w:pPr>
+        <w:spacing w:after="60" w:before="0"/>
+      </w:pPr>
+      <w:r>
+        <w:rPr>
+          <w:rFonts w:ascii="Malgun Gothic" w:hAnsi="Malgun Gothic" w:eastAsia="Malgun Gothic"/>
+          <w:b w:val="0"/>
+          <w:sz w:val="20"/>
+        </w:rPr>
+        <w:t>에드먼드 VO: 아니, 감히 그런 짓을 할 리가 없지.</w:t>
+      </w:r>
+    </w:p>
+    <w:p>
+      <w:pPr>
+        <w:spacing w:after="60" w:before="0"/>
+      </w:pPr>
+      <w:r>
+        <w:rPr>
+          <w:rFonts w:ascii="Malgun Gothic" w:hAnsi="Malgun Gothic" w:eastAsia="Malgun Gothic"/>
+          <w:b w:val="0"/>
+          <w:sz w:val="20"/>
+        </w:rPr>
+        <w:t>에드먼드: 괜찮다. 아카데미는 궁에서 멀지 않으니, 내가 직접 말을 타고 가겠다.</w:t>
+      </w:r>
+    </w:p>
+    <w:p>
+      <w:pPr>
+        <w:spacing w:after="60" w:before="0"/>
+      </w:pPr>
+      <w:r>
+        <w:rPr>
+          <w:rFonts w:ascii="Malgun Gothic" w:hAnsi="Malgun Gothic" w:eastAsia="Malgun Gothic"/>
+          <w:b w:val="0"/>
+          <w:sz w:val="20"/>
+        </w:rPr>
+        <w:t>에드먼드: 가자.</w:t>
+      </w:r>
+    </w:p>
+    <w:p>
+      <w:pPr>
+        <w:spacing w:after="60" w:before="0"/>
+      </w:pPr>
+      <w:r>
+        <w:rPr>
+          <w:rFonts w:ascii="Malgun Gothic" w:hAnsi="Malgun Gothic" w:eastAsia="Malgun Gothic"/>
+          <w:b w:val="0"/>
+          <w:color w:val="5A5A5A"/>
+          <w:sz w:val="20"/>
+        </w:rPr>
+        <w:t>△ 에드먼드가 이반과 함께 집무실을 나선다.</w:t>
       </w:r>
     </w:p>
     <w:p>
@@ -21188,7 +21299,7 @@
           <w:color w:val="5A5A5A"/>
           <w:sz w:val="20"/>
         </w:rPr>
-        <w:t>△ 연회장 한쪽에서 마크가 론의 가슴에 걸린 붉은 보석 목걸이를 보고 시선을 고정한다.</w:t>
+        <w:t>△ 연회장 한쪽에서 마크가 론의 가슴에 걸린 반지 목걸이를 보고 시선을 고정한다.</w:t>
       </w:r>
     </w:p>
     <w:p>
@@ -21296,7 +21407,7 @@
           <w:color w:val="5A5A5A"/>
           <w:sz w:val="20"/>
         </w:rPr>
-        <w:t>△ 입학 연회장. 마크가 바닥에 엎드려 있고, 론이 내려다보고 있다.</w:t>
+        <w:t>△ 마크가 바닥에 엎드려 있고, 론이 내려다보고 있다.</w:t>
       </w:r>
     </w:p>
     <w:p>
@@ -21605,7 +21716,7 @@
           <w:b w:val="0"/>
           <w:sz w:val="20"/>
         </w:rPr>
-        <w:t>마크: 좋아! 이 목걸이가 정말 네 거라면 내가 예전에 실수로 긁은 적이 있거든. 반지 안쪽에 흠집이 몇 개나 있는지 모두에게 말해 봐!</w:t>
+        <w:t>마크: 좋아! 이 목걸이가 정말 네 거라면 내가 예전에 실수로 긁은 적이 있거든. 목걸이에 달린 반지 안쪽에 흠집이 몇 개나 있는지 모두에게 말해 봐!</w:t>
       </w:r>
     </w:p>
     <w:p>
@@ -22304,7 +22415,7 @@
           <w:color w:val="5A5A5A"/>
           <w:sz w:val="20"/>
         </w:rPr>
-        <w:t>△ 마크의 오른쪽 뺨에 눈물이 한 줄기 흐른다. 마크가 입술을 굳게 다문다.</w:t>
+        <w:t>△ 마크의 뺨에 눈물이 흐른다. 마크가 입술을 굳게 다문다.</w:t>
       </w:r>
     </w:p>
     <w:p>
@@ -22343,7 +22454,7 @@
           <w:b/>
           <w:sz w:val="22"/>
         </w:rPr>
-        <w:t>S#2  낮 / 안 / 궁전 복도</w:t>
+        <w:t>S#2  낮 / 안 / 아카데미 복도</w:t>
       </w:r>
     </w:p>
     <w:p>
@@ -22411,7 +22522,7 @@
           <w:b/>
           <w:sz w:val="22"/>
         </w:rPr>
-        <w:t>S#3  낮 / 안 / 연회장</w:t>
+        <w:t>S#3  낮 / 안 / 아카데미 입학 연회장</w:t>
       </w:r>
     </w:p>
     <w:p>
@@ -22425,21 +22536,21 @@
           <w:color w:val="646464"/>
           <w:sz w:val="18"/>
         </w:rPr>
-        <w:t>등장인물: 에드먼드, 마라, 귀부인2, 엘든, 이반, 귀족 하객들</w:t>
-      </w:r>
-    </w:p>
-    <w:p>
-      <w:pPr>
-        <w:spacing w:after="60" w:before="0"/>
-      </w:pPr>
-      <w:r>
-        <w:rPr>
-          <w:rFonts w:ascii="Malgun Gothic" w:hAnsi="Malgun Gothic" w:eastAsia="Malgun Gothic"/>
-          <w:b w:val="0"/>
-          <w:color w:val="5A5A5A"/>
-          <w:sz w:val="20"/>
-        </w:rPr>
-        <w:t>△ 마라와 귀부인2가 와인 잔을 들고 서 있고, 엘든이 그 옆에 있다. 세 사람이 문 쪽을 보고 굳는다.</w:t>
+        <w:t>등장인물: 에드먼드, 마라, 귀부인, 엘든, 이반, 귀족 하객들</w:t>
+      </w:r>
+    </w:p>
+    <w:p>
+      <w:pPr>
+        <w:spacing w:after="60" w:before="0"/>
+      </w:pPr>
+      <w:r>
+        <w:rPr>
+          <w:rFonts w:ascii="Malgun Gothic" w:hAnsi="Malgun Gothic" w:eastAsia="Malgun Gothic"/>
+          <w:b w:val="0"/>
+          <w:color w:val="5A5A5A"/>
+          <w:sz w:val="20"/>
+        </w:rPr>
+        <w:t>△ 마라와 귀부인가 와인 잔을 들고 서 있고, 엘든이 그 옆에 있다. 세 사람이 문 쪽을 보고 굳는다.</w:t>
       </w:r>
     </w:p>
     <w:p>
@@ -22492,7 +22603,7 @@
           <w:b w:val="0"/>
           <w:sz w:val="20"/>
         </w:rPr>
-        <w:t>귀부인2: 가짜 왕자를 진짜로 착각하다니!</w:t>
+        <w:t>귀부인: 가짜 왕자를 진짜로 착각하다니!</w:t>
       </w:r>
     </w:p>
     <w:p>
@@ -22855,7 +22966,7 @@
           <w:color w:val="5A5A5A"/>
           <w:sz w:val="20"/>
         </w:rPr>
-        <w:t>△ 마라와 론이 홀 안으로 걸어 들어와 에드먼드 앞에 선다. 병사들이 입구 뒤편에 도열해 있다.</w:t>
+        <w:t>△ 마라와 론이 에드먼드 앞으로 나와 선다. 병사들이 입구 뒤편에 도열해 있다.</w:t>
       </w:r>
     </w:p>
     <w:p>
@@ -22976,7 +23087,7 @@
           <w:color w:val="646464"/>
           <w:sz w:val="18"/>
         </w:rPr>
-        <w:t>등장인물: 브레나, 론, 이반, 엘든, 에드먼드, 마크, 국왕(OS), 병사들, 군중</w:t>
+        <w:t>등장인물: 브레나, 론, 이반, 엘든, 에드먼드, 마크, 병사들, 군중</w:t>
       </w:r>
     </w:p>
     <w:p>
@@ -23057,20 +23168,20 @@
           <w:b w:val="0"/>
           <w:sz w:val="20"/>
         </w:rPr>
-        <w:t>국왕 OS: 엘든.</w:t>
-      </w:r>
-    </w:p>
-    <w:p>
-      <w:pPr>
-        <w:spacing w:after="60" w:before="0"/>
-      </w:pPr>
-      <w:r>
-        <w:rPr>
-          <w:rFonts w:ascii="Malgun Gothic" w:hAnsi="Malgun Gothic" w:eastAsia="Malgun Gothic"/>
-          <w:b w:val="0"/>
-          <w:sz w:val="20"/>
-        </w:rPr>
-        <w:t>국왕 OS: 왕립 아카데미의 교장으로서 넌 학생들을 보호하지 못했다. 이에 네 직위를 박탈하노라!</w:t>
+        <w:t>에드먼드: 엘든.</w:t>
+      </w:r>
+    </w:p>
+    <w:p>
+      <w:pPr>
+        <w:spacing w:after="60" w:before="0"/>
+      </w:pPr>
+      <w:r>
+        <w:rPr>
+          <w:rFonts w:ascii="Malgun Gothic" w:hAnsi="Malgun Gothic" w:eastAsia="Malgun Gothic"/>
+          <w:b w:val="0"/>
+          <w:sz w:val="20"/>
+        </w:rPr>
+        <w:t>에드먼드: 왕립 아카데미의 교장으로서 넌 학생들을 보호하지 못했다. 이에 네 직위를 박탈하노라!</w:t>
       </w:r>
     </w:p>
     <w:p>
@@ -23110,7 +23221,7 @@
           <w:b w:val="0"/>
           <w:sz w:val="20"/>
         </w:rPr>
-        <w:t>국왕 OS: 병사들, 저 자를 끌어내라!</w:t>
+        <w:t>에드먼드: 병사들, 저 자를 끌어내라!</w:t>
       </w:r>
     </w:p>
     <w:p>
@@ -23178,7 +23289,7 @@
           <w:b w:val="0"/>
           <w:sz w:val="20"/>
         </w:rPr>
-        <w:t>국왕 OS: 입학 연회를 시작하라!</w:t>
+        <w:t>에드먼드: 입학 연회를 시작하라!</w:t>
       </w:r>
     </w:p>
     <w:p>
@@ -23204,7 +23315,7 @@
           <w:b/>
           <w:sz w:val="22"/>
         </w:rPr>
-        <w:t>S#2  낮 / 안 / 궁전 홀</w:t>
+        <w:t>S#2  낮 / 안 / 아카데미 입학 연회장</w:t>
       </w:r>
     </w:p>
     <w:p>

--- a/projects/41_fated_reunion/reference/Fated Reunion：My Daddy Is The Crown Prince.원작 정식대본_KR.docx
+++ b/projects/41_fated_reunion/reference/Fated Reunion：My Daddy Is The Crown Prince.원작 정식대본_KR.docx
@@ -3208,7 +3208,7 @@
           <w:b/>
           <w:sz w:val="22"/>
         </w:rPr>
-        <w:t>S#2  낮 / 안 / 드레스룸</w:t>
+        <w:t>S#2  낮 / 안 / 궁전 홀</w:t>
       </w:r>
     </w:p>
     <w:p>
@@ -3222,7 +3222,7 @@
           <w:color w:val="646464"/>
           <w:sz w:val="18"/>
         </w:rPr>
-        <w:t>등장인물: 브레나, 에드먼드(OS)</w:t>
+        <w:t>등장인물: 브레나, 에드먼드</w:t>
       </w:r>
     </w:p>
     <w:p>
@@ -3249,7 +3249,7 @@
           <w:b w:val="0"/>
           <w:sz w:val="20"/>
         </w:rPr>
-        <w:t>에드먼드 OS: 가자.</w:t>
+        <w:t>에드먼드: 가자.</w:t>
       </w:r>
     </w:p>
     <w:p>
@@ -5068,7 +5068,7 @@
           <w:b/>
           <w:sz w:val="22"/>
         </w:rPr>
-        <w:t>S#1  낮 / 안 / 궁전 홀</w:t>
+        <w:t>S#1  낮 / 안 / 궁전 알현실</w:t>
       </w:r>
     </w:p>
     <w:p>
@@ -5122,7 +5122,7 @@
           <w:b/>
           <w:sz w:val="22"/>
         </w:rPr>
-        <w:t>S#2  낮 / 안 / 궁전 홀</w:t>
+        <w:t>S#2  낮 / 안 / 궁전 알현실</w:t>
       </w:r>
     </w:p>
     <w:p>
@@ -5390,7 +5390,7 @@
           <w:color w:val="5A5A5A"/>
           <w:sz w:val="20"/>
         </w:rPr>
-        <w:t>△ 쏜이 두 손을 들어 성화를 향해 의식을 올린다. 황금빛 불꽃이 소용돌이치며 자일스를 감싼다. 자일스의 머리 위에 황금 왕관이 얹힌다.</w:t>
+        <w:t>△ 쏜이 두 손을 들어 성화를 향해 의식을 올린다. 황금빛 불꽃 속에 한 소년의 모습이 떠오른다. 소년의 머리 위에 황금 왕관이 얹힌다.</w:t>
       </w:r>
     </w:p>
     <w:p>
@@ -5416,7 +5416,7 @@
           <w:b/>
           <w:sz w:val="22"/>
         </w:rPr>
-        <w:t>S#4  밤 / 안 / 궁전 어두운 홀</w:t>
+        <w:t>S#4  낮 / 안 / 성화 신전</w:t>
       </w:r>
     </w:p>
     <w:p>
@@ -5548,7 +5548,7 @@
           <w:b/>
           <w:sz w:val="22"/>
         </w:rPr>
-        <w:t>S#5  밤 / 안 / 궁전 제단 앞</w:t>
+        <w:t>S#5  낮 / 안 / 성화 신전</w:t>
       </w:r>
     </w:p>
     <w:p>
@@ -5590,7 +5590,7 @@
           <w:color w:val="5A5A5A"/>
           <w:sz w:val="20"/>
         </w:rPr>
-        <w:t>△ 불꽃이 황금빛으로 부풀어 오르며 연기가 피어오른다. 불꽃 속에서 왕관을 쓴 자일스가 환하게 웃는다.</w:t>
+        <w:t>△ 불꽃이 황금빛으로 부풀어 오르며 연기가 피어오른다. 불꽃 속에서 왕관을 쓴 마크가 환하게 웃는다.</w:t>
       </w:r>
     </w:p>
     <w:p>
@@ -5967,7 +5967,7 @@
           <w:color w:val="646464"/>
           <w:sz w:val="18"/>
         </w:rPr>
-        <w:t>등장인물: 브레나, 마크, 국왕, 에드먼드(VO), 실비아, 자일스</w:t>
+        <w:t>등장인물: 브레나, 마크, 국왕, 에드먼드, 에드먼드(VO), 실비아</w:t>
       </w:r>
     </w:p>
     <w:p>
@@ -6061,7 +6061,7 @@
           <w:b w:val="0"/>
           <w:sz w:val="20"/>
         </w:rPr>
-        <w:t>마크: 할아버지, 이건 제 생일 선물이에요!</w:t>
+        <w:t>마크: 할아버지, 이건 제가 드리는 생신 선물이에요!</w:t>
       </w:r>
     </w:p>
     <w:p>
@@ -6129,7 +6129,7 @@
           <w:color w:val="5A5A5A"/>
           <w:sz w:val="20"/>
         </w:rPr>
-        <w:t>△ 멀리서 실비아가 편지를 쥐고 차갑게 지켜본다. 자일스가 그 옆에 서 있다.</w:t>
+        <w:t>△ 멀리서 실비아가 편지를 쥐고 차갑게 지켜본다.</w:t>
       </w:r>
     </w:p>
     <w:p>
@@ -6535,7 +6535,7 @@
           <w:b w:val="0"/>
           <w:sz w:val="20"/>
         </w:rPr>
-        <w:t>마크: 엄마, 진짜 음식을 한 번도 안 먹어본 사람들 같아요. 꼭 개들처럼 먹잖아요!</w:t>
+        <w:t>꼬마귀족: 엄마, 진짜 음식을 한 번도 안 먹어본 사람들 같아요. 꼭 개들처럼 먹잖아요!</w:t>
       </w:r>
     </w:p>
     <w:p>
@@ -7127,7 +7127,7 @@
           <w:color w:val="5A5A5A"/>
           <w:sz w:val="20"/>
         </w:rPr>
-        <w:t>△ 국왕이 실비아와 자일스를 곁에 두고 도열한 귀족들 앞에 선다.</w:t>
+        <w:t>△ 국왕이 도열한 귀족들 앞에 선다.</w:t>
       </w:r>
     </w:p>
     <w:p>
@@ -7167,7 +7167,7 @@
           <w:color w:val="5A5A5A"/>
           <w:sz w:val="20"/>
         </w:rPr>
-        <w:t>△ 긴 연회 테이블 위 은쟁반에 빵이 수북이 쌓여 있다. 귀족 여인 둘이 앞줄에 앉아 듣고, 그 가운데에 마크가 앉아 있다.</w:t>
+        <w:t>△ 긴 연회 테이블 위 은쟁반에 빵이 수북이 쌓여 있다. 귀족 여인 둘이 앞줄에 앉아 듣는다.</w:t>
       </w:r>
     </w:p>
     <w:p>
@@ -8973,34 +8973,34 @@
           <w:color w:val="646464"/>
           <w:sz w:val="18"/>
         </w:rPr>
-        <w:t>등장인물: 에드먼드, 마크, 브레나, 국왕, 실비아, 근위병들, 귀족 하객들</w:t>
-      </w:r>
-    </w:p>
-    <w:p>
-      <w:pPr>
-        <w:spacing w:after="60" w:before="0"/>
-      </w:pPr>
-      <w:r>
-        <w:rPr>
-          <w:rFonts w:ascii="Malgun Gothic" w:hAnsi="Malgun Gothic" w:eastAsia="Malgun Gothic"/>
-          <w:b w:val="0"/>
-          <w:color w:val="5A5A5A"/>
-          <w:sz w:val="20"/>
-        </w:rPr>
-        <w:t>△ 국왕이 에드먼드 곁에서 마크를 노려본다.</w:t>
-      </w:r>
-    </w:p>
-    <w:p>
-      <w:pPr>
-        <w:spacing w:after="60" w:before="0"/>
-      </w:pPr>
-      <w:r>
-        <w:rPr>
-          <w:rFonts w:ascii="Malgun Gothic" w:hAnsi="Malgun Gothic" w:eastAsia="Malgun Gothic"/>
-          <w:b w:val="0"/>
-          <w:sz w:val="20"/>
-        </w:rPr>
-        <w:t>국왕: 그냥 싸구려 쓰레기일 뿐이잖아. 그렇게 갖고 싶다면 네 눈앞에서 부숴주마!</w:t>
+        <w:t>등장인물: 에드먼드, 마크, 브레나, 국왕, 에릭, 실비아, 근위병들, 귀족 하객들</w:t>
+      </w:r>
+    </w:p>
+    <w:p>
+      <w:pPr>
+        <w:spacing w:after="60" w:before="0"/>
+      </w:pPr>
+      <w:r>
+        <w:rPr>
+          <w:rFonts w:ascii="Malgun Gothic" w:hAnsi="Malgun Gothic" w:eastAsia="Malgun Gothic"/>
+          <w:b w:val="0"/>
+          <w:color w:val="5A5A5A"/>
+          <w:sz w:val="20"/>
+        </w:rPr>
+        <w:t>△ 에릭이 에드먼드 곁에서 마크를 노려본다.</w:t>
+      </w:r>
+    </w:p>
+    <w:p>
+      <w:pPr>
+        <w:spacing w:after="60" w:before="0"/>
+      </w:pPr>
+      <w:r>
+        <w:rPr>
+          <w:rFonts w:ascii="Malgun Gothic" w:hAnsi="Malgun Gothic" w:eastAsia="Malgun Gothic"/>
+          <w:b w:val="0"/>
+          <w:sz w:val="20"/>
+        </w:rPr>
+        <w:t>에릭: 그냥 싸구려 쓰레기일 뿐이잖아. 그렇게 갖고 싶다면 네 눈앞에서 부숴주마!</w:t>
       </w:r>
     </w:p>
     <w:p>
@@ -9054,7 +9054,7 @@
           <w:color w:val="5A5A5A"/>
           <w:sz w:val="20"/>
         </w:rPr>
-        <w:t>△ 에드먼드가 국왕 앞에 당당히 선다.</w:t>
+        <w:t>△ 에드먼드가 에릭 앞에 당당히 선다.</w:t>
       </w:r>
     </w:p>
     <w:p>
@@ -9093,7 +9093,7 @@
           <w:b w:val="0"/>
           <w:sz w:val="20"/>
         </w:rPr>
-        <w:t>국왕: 왕자를 잡아라!</w:t>
+        <w:t>에릭: 왕자를 잡아라!</w:t>
       </w:r>
     </w:p>
     <w:p>
@@ -9333,7 +9333,7 @@
           <w:b w:val="0"/>
           <w:sz w:val="20"/>
         </w:rPr>
-        <w:t>에드먼드: 그 유품은 내 아들의 것이니 네가 상관할 바 아니다.</w:t>
+        <w:t>에드먼드: 그 징표는 내 아들의 것이니 네가 상관할 바 아니다.</w:t>
       </w:r>
     </w:p>
     <w:p>
@@ -9453,21 +9453,21 @@
           <w:b w:val="0"/>
           <w:sz w:val="20"/>
         </w:rPr>
-        <w:t>에드먼드: 네 아버지가 준 소중한 유품이잖아. 나 때문에 영영 잃어버리게 둘 순 없어.</w:t>
-      </w:r>
-    </w:p>
-    <w:p>
-      <w:pPr>
-        <w:spacing w:after="60" w:before="0"/>
-      </w:pPr>
-      <w:r>
-        <w:rPr>
-          <w:rFonts w:ascii="Malgun Gothic" w:hAnsi="Malgun Gothic" w:eastAsia="Malgun Gothic"/>
-          <w:b w:val="0"/>
-          <w:color w:val="5A5A5A"/>
-          <w:sz w:val="20"/>
-        </w:rPr>
-        <w:t>△ 국왕과 실비아가 나란히 서서 냉소를 짓는다.</w:t>
+        <w:t>에드먼드: 네 아버지가 준 소중한 징표잖아. 나 때문에 영영 잃어버리게 둘 순 없어.</w:t>
+      </w:r>
+    </w:p>
+    <w:p>
+      <w:pPr>
+        <w:spacing w:after="60" w:before="0"/>
+      </w:pPr>
+      <w:r>
+        <w:rPr>
+          <w:rFonts w:ascii="Malgun Gothic" w:hAnsi="Malgun Gothic" w:eastAsia="Malgun Gothic"/>
+          <w:b w:val="0"/>
+          <w:color w:val="5A5A5A"/>
+          <w:sz w:val="20"/>
+        </w:rPr>
+        <w:t>△ 에릭과 실비아가 나란히 서서 냉소를 짓는다.</w:t>
       </w:r>
     </w:p>
     <w:p>
@@ -9654,21 +9654,21 @@
           <w:color w:val="646464"/>
           <w:sz w:val="18"/>
         </w:rPr>
-        <w:t>등장인물: 에드먼드, 에드먼드(VO), 브레나, 마크, 국왕, 국왕(VO), 실비아, 근위기사</w:t>
-      </w:r>
-    </w:p>
-    <w:p>
-      <w:pPr>
-        <w:spacing w:after="60" w:before="0"/>
-      </w:pPr>
-      <w:r>
-        <w:rPr>
-          <w:rFonts w:ascii="Malgun Gothic" w:hAnsi="Malgun Gothic" w:eastAsia="Malgun Gothic"/>
-          <w:b w:val="0"/>
-          <w:color w:val="5A5A5A"/>
-          <w:sz w:val="20"/>
-        </w:rPr>
-        <w:t>△ 국왕이 팔짱을 낀 채 마크를 내려다본다.</w:t>
+        <w:t>등장인물: 에드먼드, 에드먼드(VO), 브레나, 마크, 국왕, 국왕(VO), 실비아, 근위기사, 귀족 여인, 귀족 하객들</w:t>
+      </w:r>
+    </w:p>
+    <w:p>
+      <w:pPr>
+        <w:spacing w:after="60" w:before="0"/>
+      </w:pPr>
+      <w:r>
+        <w:rPr>
+          <w:rFonts w:ascii="Malgun Gothic" w:hAnsi="Malgun Gothic" w:eastAsia="Malgun Gothic"/>
+          <w:b w:val="0"/>
+          <w:color w:val="5A5A5A"/>
+          <w:sz w:val="20"/>
+        </w:rPr>
+        <w:t>△ 실비아가 팔짱을 낀 채 마크를 내려다보며 냉소를 짓는다.</w:t>
       </w:r>
     </w:p>
     <w:p>
@@ -9749,7 +9749,7 @@
           <w:color w:val="5A5A5A"/>
           <w:sz w:val="20"/>
         </w:rPr>
-        <w:t>△ 국왕이 팔짱을 풀고 에드먼드를 노려본다. 하객들이 둘러서서 지켜본다.</w:t>
+        <w:t>△ 국왕이 에드먼드를 노려본다. 하객들이 둘러서서 지켜본다.</w:t>
       </w:r>
     </w:p>
     <w:p>
@@ -10220,7 +10220,7 @@
           <w:color w:val="646464"/>
           <w:sz w:val="18"/>
         </w:rPr>
-        <w:t>등장인물: 할, 브레나, 마크, 에드먼드, 에릭, 병사들</w:t>
+        <w:t>등장인물: 할, 브레나, 마크, 에드먼드, 국왕, 실비아, 에릭, 병사들</w:t>
       </w:r>
     </w:p>
     <w:p>
@@ -10354,7 +10354,7 @@
           <w:color w:val="5A5A5A"/>
           <w:sz w:val="20"/>
         </w:rPr>
-        <w:t>△ 에릭이 홀 중앙으로 나선다.</w:t>
+        <w:t>△ 에드먼드가 홀 중앙으로 나선다.</w:t>
       </w:r>
     </w:p>
     <w:p>
@@ -10462,7 +10462,7 @@
           <w:color w:val="646464"/>
           <w:sz w:val="18"/>
         </w:rPr>
-        <w:t>등장인물: 실비아, 에드먼드, 국왕, 할, 에릭, 브레나, 마크</w:t>
+        <w:t>등장인물: 실비아, 에드먼드, 국왕, 할, 에릭, 브레나, 마크, 병사들</w:t>
       </w:r>
     </w:p>
     <w:p>
@@ -10838,7 +10838,7 @@
           <w:color w:val="646464"/>
           <w:sz w:val="18"/>
         </w:rPr>
-        <w:t>등장인물: 에드먼드, 브레나, 마크, 할, 자드, 실비아, 국왕, 근위병들</w:t>
+        <w:t>등장인물: 에드먼드, 브레나, 마크, 할, 자드, 실비아, 국왕, 근위병들, 귀족 하객들</w:t>
       </w:r>
     </w:p>
     <w:p>
@@ -10946,7 +10946,7 @@
           <w:color w:val="5A5A5A"/>
           <w:sz w:val="20"/>
         </w:rPr>
-        <w:t>△ 할이 국왕 앞에 무릎을 꿇고 손을 뻗는다. 자드가 할 뒤에서 나선다.</w:t>
+        <w:t>△ 할이 웃으며 에드먼드 앞으로 나선다. 자드가 할 뒤에서 나선다.</w:t>
       </w:r>
     </w:p>
     <w:p>
@@ -10973,6 +10973,20 @@
           <w:sz w:val="20"/>
         </w:rPr>
         <w:t>자드: 맞아요! 브레나가 집에 안 오면 우린 약혼자한테 돈을 어떻게 갚습니까?</w:t>
+      </w:r>
+    </w:p>
+    <w:p>
+      <w:pPr>
+        <w:spacing w:after="60" w:before="0"/>
+      </w:pPr>
+      <w:r>
+        <w:rPr>
+          <w:rFonts w:ascii="Malgun Gothic" w:hAnsi="Malgun Gothic" w:eastAsia="Malgun Gothic"/>
+          <w:b w:val="0"/>
+          <w:color w:val="5A5A5A"/>
+          <w:sz w:val="20"/>
+        </w:rPr>
+        <w:t>△ 할이 국왕 앞에 무릎을 꿇고 손을 뻗는다.</w:t>
       </w:r>
     </w:p>
     <w:p>
@@ -13091,7 +13105,7 @@
           <w:color w:val="646464"/>
           <w:sz w:val="18"/>
         </w:rPr>
-        <w:t>등장인물: 브레나, 마크, 자일스, 국왕, 실비아, 근위병, 하객들</w:t>
+        <w:t>등장인물: 브레나, 마크, 자일스, 에릭, 실비아, 근위병, 하객들</w:t>
       </w:r>
     </w:p>
     <w:p>
@@ -13213,20 +13227,20 @@
           <w:color w:val="5A5A5A"/>
           <w:sz w:val="20"/>
         </w:rPr>
-        <w:t>△ 국왕이 연회장 한가운데로 나서 두 아이를 말린다.</w:t>
-      </w:r>
-    </w:p>
-    <w:p>
-      <w:pPr>
-        <w:spacing w:after="60" w:before="0"/>
-      </w:pPr>
-      <w:r>
-        <w:rPr>
-          <w:rFonts w:ascii="Malgun Gothic" w:hAnsi="Malgun Gothic" w:eastAsia="Malgun Gothic"/>
-          <w:b w:val="0"/>
-          <w:sz w:val="20"/>
-        </w:rPr>
-        <w:t>국왕: 마크! 자일스! 당장 싸움 멈추지 못해!</w:t>
+        <w:t>△ 에릭이 연회장 한가운데로 나서 두 아이를 말린다.</w:t>
+      </w:r>
+    </w:p>
+    <w:p>
+      <w:pPr>
+        <w:spacing w:after="60" w:before="0"/>
+      </w:pPr>
+      <w:r>
+        <w:rPr>
+          <w:rFonts w:ascii="Malgun Gothic" w:hAnsi="Malgun Gothic" w:eastAsia="Malgun Gothic"/>
+          <w:b w:val="0"/>
+          <w:sz w:val="20"/>
+        </w:rPr>
+        <w:t>에릭: 마크! 자일스! 당장 싸움 멈추지 못해!</w:t>
       </w:r>
     </w:p>
     <w:p>
@@ -13266,7 +13280,7 @@
           <w:b w:val="0"/>
           <w:sz w:val="20"/>
         </w:rPr>
-        <w:t>국왕: 이 말썽꾼을 쫓아내 버려!</w:t>
+        <w:t>에릭: 이 말썽꾼을 쫓아내 버려!</w:t>
       </w:r>
     </w:p>
     <w:p>
@@ -13347,7 +13361,7 @@
           <w:color w:val="5A5A5A"/>
           <w:sz w:val="20"/>
         </w:rPr>
-        <w:t>△ 불길이 자일스 쪽으로 번진다. 국왕이 눈을 크게 뜬다.</w:t>
+        <w:t>△ 불길이 자일스 쪽으로 번진다. 에릭이 눈을 크게 뜬다.</w:t>
       </w:r>
     </w:p>
     <w:p>
@@ -13373,7 +13387,7 @@
           <w:b w:val="0"/>
           <w:sz w:val="20"/>
         </w:rPr>
-        <w:t>국왕: 자일스... 내 손주가 아니야!</w:t>
+        <w:t>에릭: 자일스... 내 아들이 아니야!</w:t>
       </w:r>
     </w:p>
     <w:p>
@@ -13400,7 +13414,7 @@
           <w:color w:val="5A5A5A"/>
           <w:sz w:val="20"/>
         </w:rPr>
-        <w:t>△ 실비아가 샴페인 잔을 쥔 채 굳어 버린다.</w:t>
+        <w:t>△ 샴페인 잔을 든 하객이 입을 벌린 채 굳어 버린다.</w:t>
       </w:r>
     </w:p>
     <w:p>
@@ -13427,20 +13441,20 @@
           <w:color w:val="5A5A5A"/>
           <w:sz w:val="20"/>
         </w:rPr>
-        <w:t>△ 국왕이 실비아 쪽으로 몸을 돌린다.</w:t>
-      </w:r>
-    </w:p>
-    <w:p>
-      <w:pPr>
-        <w:spacing w:after="60" w:before="0"/>
-      </w:pPr>
-      <w:r>
-        <w:rPr>
-          <w:rFonts w:ascii="Malgun Gothic" w:hAnsi="Malgun Gothic" w:eastAsia="Malgun Gothic"/>
-          <w:b w:val="0"/>
-          <w:sz w:val="20"/>
-        </w:rPr>
-        <w:t>국왕: 실비아! 지금 당장 설명해! 대체 이게 어떻게 된 일이야?</w:t>
+        <w:t>△ 에릭이 실비아 쪽으로 몸을 돌린다.</w:t>
+      </w:r>
+    </w:p>
+    <w:p>
+      <w:pPr>
+        <w:spacing w:after="60" w:before="0"/>
+      </w:pPr>
+      <w:r>
+        <w:rPr>
+          <w:rFonts w:ascii="Malgun Gothic" w:hAnsi="Malgun Gothic" w:eastAsia="Malgun Gothic"/>
+          <w:b w:val="0"/>
+          <w:sz w:val="20"/>
+        </w:rPr>
+        <w:t>에릭: 실비아! 지금 당장 설명해! 대체 이게 어떻게 된 일이야?</w:t>
       </w:r>
     </w:p>
     <w:p>
@@ -14529,7 +14543,7 @@
           <w:b w:val="0"/>
           <w:sz w:val="20"/>
         </w:rPr>
-        <w:t>브레나 VO: 6년 전, 제 아버지와 오빠가 절 팔아넘기려 했어요. 비 오는 그날 밤 절 구해주신 분이...</w:t>
+        <w:t>브레나 OS: 6년 전, 제 아버지와 오빠가 절 팔아넘기려 했어요. 비 오는 그날 밤 절 구해주신 분이...</w:t>
       </w:r>
     </w:p>
     <w:p>
@@ -15068,7 +15082,7 @@
           <w:b/>
           <w:sz w:val="22"/>
         </w:rPr>
-        <w:t>S#1  낮 / 밖 / 광장, 마차 앞</w:t>
+        <w:t>S#1  낮 / 밖 / 거리, 마차 앞</w:t>
       </w:r>
     </w:p>
     <w:p>
@@ -16540,7 +16554,7 @@
           <w:color w:val="5A5A5A"/>
           <w:sz w:val="20"/>
         </w:rPr>
-        <w:t>△ 경매인이 브레나에게 다가서서 몸을 관중에게 과시한다. 드레스 옆트임 사이로 옆구리의 멍 자국이 드러난다. 브레나가 눈을 크게 뜨고 경매인을 노려본다.</w:t>
+        <w:t>△ 경매인이 브레나에게 다가서서 브레나의 몸을 관중에게 내보인다. 드레스 옆트임 사이로 옆구리의 멍 자국이 드러난다. 브레나가 눈을 크게 뜨고 경매인을 노려본다.</w:t>
       </w:r>
     </w:p>
     <w:p>
@@ -17107,7 +17121,7 @@
           <w:color w:val="646464"/>
           <w:sz w:val="18"/>
         </w:rPr>
-        <w:t>등장인물: 에드먼드, 마크, 근위병</w:t>
+        <w:t>등장인물: 에드먼드, 마크, 이반, 근위병</w:t>
       </w:r>
     </w:p>
     <w:p>
@@ -17268,7 +17282,7 @@
           <w:b/>
           <w:sz w:val="22"/>
         </w:rPr>
-        <w:t>S#2  밤 / 밖 / 기억 속 · 회상(6년 전)</w:t>
+        <w:t>S#2  밤 / 안 / 기억 속 · 회상(6년 전)</w:t>
       </w:r>
     </w:p>
     <w:p>
@@ -17282,7 +17296,7 @@
           <w:color w:val="646464"/>
           <w:sz w:val="18"/>
         </w:rPr>
-        <w:t>등장인물: 에드먼드</w:t>
+        <w:t>등장인물: 에드먼드, 브레나(OS)</w:t>
       </w:r>
     </w:p>
     <w:p>
@@ -17309,7 +17323,7 @@
           <w:b w:val="0"/>
           <w:sz w:val="20"/>
         </w:rPr>
-        <w:t>에드먼드: 제발… 살려주세요!</w:t>
+        <w:t>브레나 OS: 제발… 살려주세요!</w:t>
       </w:r>
     </w:p>
     <w:p>
@@ -17336,21 +17350,21 @@
           <w:color w:val="646464"/>
           <w:sz w:val="18"/>
         </w:rPr>
-        <w:t>등장인물: 에드먼드, 마크, 기사단장</w:t>
-      </w:r>
-    </w:p>
-    <w:p>
-      <w:pPr>
-        <w:spacing w:after="60" w:before="0"/>
-      </w:pPr>
-      <w:r>
-        <w:rPr>
-          <w:rFonts w:ascii="Malgun Gothic" w:hAnsi="Malgun Gothic" w:eastAsia="Malgun Gothic"/>
-          <w:b w:val="0"/>
-          <w:color w:val="5A5A5A"/>
-          <w:sz w:val="20"/>
-        </w:rPr>
-        <w:t>△ 궁전 대문 앞 계단에 기사단장이 서 있다. 에드먼드가 기사단장 쪽으로 몸을 돌린다.</w:t>
+        <w:t>등장인물: 에드먼드, 마크, 이반</w:t>
+      </w:r>
+    </w:p>
+    <w:p>
+      <w:pPr>
+        <w:spacing w:after="60" w:before="0"/>
+      </w:pPr>
+      <w:r>
+        <w:rPr>
+          <w:rFonts w:ascii="Malgun Gothic" w:hAnsi="Malgun Gothic" w:eastAsia="Malgun Gothic"/>
+          <w:b w:val="0"/>
+          <w:color w:val="5A5A5A"/>
+          <w:sz w:val="20"/>
+        </w:rPr>
+        <w:t>△ 궁전 대문 앞 계단에 이반이 서 있다. 에드먼드가 이반 쪽으로 몸을 돌린다.</w:t>
       </w:r>
     </w:p>
     <w:p>
@@ -17430,34 +17444,34 @@
           <w:color w:val="5A5A5A"/>
           <w:sz w:val="20"/>
         </w:rPr>
-        <w:t>△ 기사단장이 고개를 숙인다.</w:t>
-      </w:r>
-    </w:p>
-    <w:p>
-      <w:pPr>
-        <w:spacing w:after="60" w:before="0"/>
-      </w:pPr>
-      <w:r>
-        <w:rPr>
-          <w:rFonts w:ascii="Malgun Gothic" w:hAnsi="Malgun Gothic" w:eastAsia="Malgun Gothic"/>
-          <w:b w:val="0"/>
-          <w:sz w:val="20"/>
-        </w:rPr>
-        <w:t>기사단장: 예, 전하!</w:t>
-      </w:r>
-    </w:p>
-    <w:p>
-      <w:pPr>
-        <w:spacing w:after="60" w:before="0"/>
-      </w:pPr>
-      <w:r>
-        <w:rPr>
-          <w:rFonts w:ascii="Malgun Gothic" w:hAnsi="Malgun Gothic" w:eastAsia="Malgun Gothic"/>
-          <w:b w:val="0"/>
-          <w:color w:val="5A5A5A"/>
-          <w:sz w:val="20"/>
-        </w:rPr>
-        <w:t>△ 기사단장이 자리를 떠난다. 에드먼드가 마크 앞에 무릎을 꿇고 마크의 두 손을 잡는다.</w:t>
+        <w:t>△ 이반이 고개를 숙인다.</w:t>
+      </w:r>
+    </w:p>
+    <w:p>
+      <w:pPr>
+        <w:spacing w:after="60" w:before="0"/>
+      </w:pPr>
+      <w:r>
+        <w:rPr>
+          <w:rFonts w:ascii="Malgun Gothic" w:hAnsi="Malgun Gothic" w:eastAsia="Malgun Gothic"/>
+          <w:b w:val="0"/>
+          <w:sz w:val="20"/>
+        </w:rPr>
+        <w:t>이반: 예, 전하!</w:t>
+      </w:r>
+    </w:p>
+    <w:p>
+      <w:pPr>
+        <w:spacing w:after="60" w:before="0"/>
+      </w:pPr>
+      <w:r>
+        <w:rPr>
+          <w:rFonts w:ascii="Malgun Gothic" w:hAnsi="Malgun Gothic" w:eastAsia="Malgun Gothic"/>
+          <w:b w:val="0"/>
+          <w:color w:val="5A5A5A"/>
+          <w:sz w:val="20"/>
+        </w:rPr>
+        <w:t>△ 이반이 자리를 떠난다. 에드먼드가 마크 앞에 무릎을 꿇고 마크의 두 손을 잡는다.</w:t>
       </w:r>
     </w:p>
     <w:p>
@@ -17497,7 +17511,7 @@
           <w:b/>
           <w:sz w:val="22"/>
         </w:rPr>
-        <w:t>S#1  밤 / 안 / 귀족의 방</w:t>
+        <w:t>S#1  저녁 / 안 / 귀족의 방</w:t>
       </w:r>
     </w:p>
     <w:p>
@@ -17658,7 +17672,7 @@
           <w:b/>
           <w:sz w:val="22"/>
         </w:rPr>
-        <w:t>S#2  밤 / 안 / 지하 감옥</w:t>
+        <w:t>S#2  저녁 / 안 / 지하 감옥</w:t>
       </w:r>
     </w:p>
     <w:p>
@@ -17713,7 +17727,7 @@
           <w:color w:val="5A5A5A"/>
           <w:sz w:val="20"/>
         </w:rPr>
-        <w:t>△ 귀족이 천천히 일어나 십자가에 묶인 브레나 쪽으로 다가선다.</w:t>
+        <w:t>△ 귀족이 천천히 일어나 십자가에 묶인 브레나 쪽으로 다가서며 눈을 감는다.</w:t>
       </w:r>
     </w:p>
     <w:p>
@@ -18049,7 +18063,7 @@
           <w:b/>
           <w:sz w:val="22"/>
         </w:rPr>
-        <w:t>S#1  밤 / 안 / 지하 감옥</w:t>
+        <w:t>S#1  저녁 / 안 / 지하 감옥</w:t>
       </w:r>
     </w:p>
     <w:p>
@@ -18493,7 +18507,7 @@
           <w:b/>
           <w:sz w:val="22"/>
         </w:rPr>
-        <w:t>S#1  저녁 / 안 / 저택 안 석조 방 문 앞</w:t>
+        <w:t>S#1  저녁 / 안 / 지하 감옥</w:t>
       </w:r>
     </w:p>
     <w:p>
@@ -20103,7 +20117,7 @@
           <w:b w:val="0"/>
           <w:sz w:val="20"/>
         </w:rPr>
-        <w:t>롤프: 전 롤프예요!</w:t>
+        <w:t>가레스: 여긴 롤프고요!</w:t>
       </w:r>
     </w:p>
     <w:p>
@@ -20584,7 +20598,7 @@
           <w:b/>
           <w:sz w:val="22"/>
         </w:rPr>
-        <w:t>S#3  낮 / 안 / 아카데미 대홀</w:t>
+        <w:t>S#3  낮 / 안 / 아카데미 입학 연회장</w:t>
       </w:r>
     </w:p>
     <w:p>
@@ -20800,7 +20814,7 @@
           <w:b/>
           <w:sz w:val="22"/>
         </w:rPr>
-        <w:t>S#1  낮 / 안 / 아카데미 연회장</w:t>
+        <w:t>S#1  낮 / 안 / 아카데미 입학 연회장</w:t>
       </w:r>
     </w:p>
     <w:p>
@@ -21123,7 +21137,7 @@
           <w:b/>
           <w:sz w:val="22"/>
         </w:rPr>
-        <w:t>S#3  낮 / 안 / 아카데미 연회장</w:t>
+        <w:t>S#3  낮 / 안 / 아카데미 입학 연회장</w:t>
       </w:r>
     </w:p>
     <w:p>
@@ -21137,7 +21151,7 @@
           <w:color w:val="646464"/>
           <w:sz w:val="18"/>
         </w:rPr>
-        <w:t>등장인물: 엘든, 마라, 론, 마크, 마크(VO), 이반(OS), 연회 손님들</w:t>
+        <w:t>등장인물: 엘든, 마라, 론, 마크, 마크(VO), 연회 손님들</w:t>
       </w:r>
     </w:p>
     <w:p>
@@ -21271,21 +21285,21 @@
           <w:b w:val="0"/>
           <w:sz w:val="20"/>
         </w:rPr>
-        <w:t>이반 OS: 전하, 안으로 드시지요.</w:t>
-      </w:r>
-    </w:p>
-    <w:p>
-      <w:pPr>
-        <w:spacing w:after="60" w:before="0"/>
-      </w:pPr>
-      <w:r>
-        <w:rPr>
-          <w:rFonts w:ascii="Malgun Gothic" w:hAnsi="Malgun Gothic" w:eastAsia="Malgun Gothic"/>
-          <w:b w:val="0"/>
-          <w:color w:val="5A5A5A"/>
-          <w:sz w:val="20"/>
-        </w:rPr>
-        <w:t>△ 론의 웃음이 굳고 표정이 딱딱해진다. 마라와 손님들이 긴장해서 입구 쪽을 살핀다.</w:t>
+        <w:t>엘든: 전하, 안으로 드시지요.</w:t>
+      </w:r>
+    </w:p>
+    <w:p>
+      <w:pPr>
+        <w:spacing w:after="60" w:before="0"/>
+      </w:pPr>
+      <w:r>
+        <w:rPr>
+          <w:rFonts w:ascii="Malgun Gothic" w:hAnsi="Malgun Gothic" w:eastAsia="Malgun Gothic"/>
+          <w:b w:val="0"/>
+          <w:color w:val="5A5A5A"/>
+          <w:sz w:val="20"/>
+        </w:rPr>
+        <w:t>△ 론이 팔짱을 낀 채 굳은 얼굴로 주위를 살핀다.</w:t>
       </w:r>
     </w:p>
     <w:p>
@@ -21393,7 +21407,7 @@
           <w:color w:val="646464"/>
           <w:sz w:val="18"/>
         </w:rPr>
-        <w:t>등장인물: 마크, 론, 마라, 브레나, 엘든, 군중</w:t>
+        <w:t>등장인물: 마크, 론, 마라, 브레나, 엘든, 가레스, 군중</w:t>
       </w:r>
     </w:p>
     <w:p>
@@ -21622,7 +21636,7 @@
           <w:b w:val="0"/>
           <w:sz w:val="20"/>
         </w:rPr>
-        <w:t>론: 할아버지, 저들이 어린 왕자님을 기분 나쁘게 했어요! 당장 쫓아내 버려요!</w:t>
+        <w:t>가레스: 아빠, 저들이 어린 왕자님을 기분 나쁘게 했어요! 당장 쫓아내 버려요!</w:t>
       </w:r>
     </w:p>
     <w:p>
@@ -21743,21 +21757,21 @@
           <w:b w:val="0"/>
           <w:sz w:val="20"/>
         </w:rPr>
-        <w:t>론: 할아버지, 이 말썽꾸러기에게 정답을 알려주세요! 저 녀석이 틀렸다는 걸 단번에 증명해 주세요!</w:t>
-      </w:r>
-    </w:p>
-    <w:p>
-      <w:pPr>
-        <w:spacing w:after="60" w:before="0"/>
-      </w:pPr>
-      <w:r>
-        <w:rPr>
-          <w:rFonts w:ascii="Malgun Gothic" w:hAnsi="Malgun Gothic" w:eastAsia="Malgun Gothic"/>
-          <w:b w:val="0"/>
-          <w:color w:val="5A5A5A"/>
-          <w:sz w:val="20"/>
-        </w:rPr>
-        <w:t>△ 엘든은 대답하지 않는다. 론이 반지를 쥔 채 고개를 숙인다.</w:t>
+        <w:t>엘든: 전하, 이 말썽꾸러기에게 정답을 알려주세요! 저 녀석이 틀렸다는 걸 단번에 증명하십시오!</w:t>
+      </w:r>
+    </w:p>
+    <w:p>
+      <w:pPr>
+        <w:spacing w:after="60" w:before="0"/>
+      </w:pPr>
+      <w:r>
+        <w:rPr>
+          <w:rFonts w:ascii="Malgun Gothic" w:hAnsi="Malgun Gothic" w:eastAsia="Malgun Gothic"/>
+          <w:b w:val="0"/>
+          <w:color w:val="5A5A5A"/>
+          <w:sz w:val="20"/>
+        </w:rPr>
+        <w:t>△ 론이 반지를 쥔 채 고개를 숙인다.</w:t>
       </w:r>
     </w:p>
     <w:p>
@@ -21825,21 +21839,21 @@
           <w:color w:val="646464"/>
           <w:sz w:val="18"/>
         </w:rPr>
-        <w:t>등장인물: 마크, 론, 마라, 브레나, 엘든, 병사들, 군중</w:t>
-      </w:r>
-    </w:p>
-    <w:p>
-      <w:pPr>
-        <w:spacing w:after="60" w:before="0"/>
-      </w:pPr>
-      <w:r>
-        <w:rPr>
-          <w:rFonts w:ascii="Malgun Gothic" w:hAnsi="Malgun Gothic" w:eastAsia="Malgun Gothic"/>
-          <w:b w:val="0"/>
-          <w:color w:val="5A5A5A"/>
-          <w:sz w:val="20"/>
-        </w:rPr>
-        <w:t>△ 마크가 론 앞에서 손가락을 들어 보인다.</w:t>
+        <w:t>등장인물: 마크, 론, 마라, 브레나, 엘든, 가레스, 병사들, 군중</w:t>
+      </w:r>
+    </w:p>
+    <w:p>
+      <w:pPr>
+        <w:spacing w:after="60" w:before="0"/>
+      </w:pPr>
+      <w:r>
+        <w:rPr>
+          <w:rFonts w:ascii="Malgun Gothic" w:hAnsi="Malgun Gothic" w:eastAsia="Malgun Gothic"/>
+          <w:b w:val="0"/>
+          <w:color w:val="5A5A5A"/>
+          <w:sz w:val="20"/>
+        </w:rPr>
+        <w:t>△ 론이 마크 앞에서 손가락을 들어 보인다.</w:t>
       </w:r>
     </w:p>
     <w:p>
@@ -21866,7 +21880,7 @@
           <w:color w:val="5A5A5A"/>
           <w:sz w:val="20"/>
         </w:rPr>
-        <w:t>△ 마크가 크게 웃는다. 론이 웃음을 거두고 반지를 들어 들여다본다.</w:t>
+        <w:t>△ 마크가 크게 웃는다. 론이 반지를 들어 들여다본다.</w:t>
       </w:r>
     </w:p>
     <w:p>
@@ -21985,7 +21999,7 @@
           <w:b w:val="0"/>
           <w:sz w:val="20"/>
         </w:rPr>
-        <w:t>론: 맞아요, 할아버지! 이 꼬맹이는 아주 영악해요! 모두를 속이고 있는 거라고요!</w:t>
+        <w:t>가레스: 맞아요, 아빠! 이 꼬맹이는 아주 영악해요! 모두를 속이고 있는 거라고요!</w:t>
       </w:r>
     </w:p>
     <w:p>
@@ -22550,7 +22564,7 @@
           <w:color w:val="5A5A5A"/>
           <w:sz w:val="20"/>
         </w:rPr>
-        <w:t>△ 마라와 귀부인가 와인 잔을 들고 서 있고, 엘든이 그 옆에 있다. 세 사람이 문 쪽을 보고 굳는다.</w:t>
+        <w:t>△ 마라와 귀부인이 와인 잔을 들고 서 있고, 엘든이 그 옆에 있다. 세 사람이 문 쪽을 보고 굳는다.</w:t>
       </w:r>
     </w:p>
     <w:p>
@@ -22752,7 +22766,7 @@
           <w:color w:val="5A5A5A"/>
           <w:sz w:val="20"/>
         </w:rPr>
-        <w:t>△ 마라와 론이 이반 앞으로 다가온다.</w:t>
+        <w:t>△ 바닥에 주저앉아 있던 마라와 론이 이반을 올려다본다.</w:t>
       </w:r>
     </w:p>
     <w:p>
@@ -22926,7 +22940,7 @@
           <w:color w:val="5A5A5A"/>
           <w:sz w:val="20"/>
         </w:rPr>
-        <w:t>△ 론이 이반에게 안겨 눈물을 흘린다. 이반도 눈물을 흘린다.</w:t>
+        <w:t>△ 에드먼드가 마크를 안아 든다. 마크가 눈물을 흘린다.</w:t>
       </w:r>
     </w:p>
     <w:p>
@@ -22952,7 +22966,7 @@
           <w:b w:val="0"/>
           <w:sz w:val="20"/>
         </w:rPr>
-        <w:t>론: 아빠, 저 녀석이 내 신분을 훔쳐서 나인 척하며 모두를 속였어요!</w:t>
+        <w:t>마크: 아빠, 저 녀석이 내 신분을 훔쳐서 나인 척하며 모두를 속였어요!</w:t>
       </w:r>
     </w:p>
     <w:p>
@@ -23087,7 +23101,7 @@
           <w:color w:val="646464"/>
           <w:sz w:val="18"/>
         </w:rPr>
-        <w:t>등장인물: 브레나, 론, 이반, 엘든, 에드먼드, 마크, 병사들, 군중</w:t>
+        <w:t>등장인물: 브레나, 론, 이반, 엘든, 에드먼드, 마크, 가레스, 병사들, 군중</w:t>
       </w:r>
     </w:p>
     <w:p>
@@ -23195,7 +23209,7 @@
           <w:color w:val="5A5A5A"/>
           <w:sz w:val="20"/>
         </w:rPr>
-        <w:t>△ 이반이 론을 한 팔로 안고 선다. 엘든이 단상 앞에 무릎을 꿇는다.</w:t>
+        <w:t>△ 에드먼드가 마크를 한 팔로 안고 선다. 엘든이 단상 앞에 무릎을 꿇는다.</w:t>
       </w:r>
     </w:p>
     <w:p>
@@ -23235,34 +23249,34 @@
           <w:color w:val="5A5A5A"/>
           <w:sz w:val="20"/>
         </w:rPr>
-        <w:t>△ 론이 이반의 품에서 몸을 뒤틀며 엘든 쪽으로 손을 뻗는다.</w:t>
-      </w:r>
-    </w:p>
-    <w:p>
-      <w:pPr>
-        <w:spacing w:after="60" w:before="0"/>
-      </w:pPr>
-      <w:r>
-        <w:rPr>
-          <w:rFonts w:ascii="Malgun Gothic" w:hAnsi="Malgun Gothic" w:eastAsia="Malgun Gothic"/>
-          <w:b w:val="0"/>
-          <w:sz w:val="20"/>
-        </w:rPr>
-        <w:t>론: 할아버지! 할아버지!</w:t>
-      </w:r>
-    </w:p>
-    <w:p>
-      <w:pPr>
-        <w:spacing w:after="60" w:before="0"/>
-      </w:pPr>
-      <w:r>
-        <w:rPr>
-          <w:rFonts w:ascii="Malgun Gothic" w:hAnsi="Malgun Gothic" w:eastAsia="Malgun Gothic"/>
-          <w:b w:val="0"/>
-          <w:color w:val="5A5A5A"/>
-          <w:sz w:val="20"/>
-        </w:rPr>
-        <w:t>△ 이반이 론을 더 단단히 안는다. 병사들이 엘든을 끌고 나간다.</w:t>
+        <w:t>△ 가레스가 엘든 쪽으로 손을 뻗는다.</w:t>
+      </w:r>
+    </w:p>
+    <w:p>
+      <w:pPr>
+        <w:spacing w:after="60" w:before="0"/>
+      </w:pPr>
+      <w:r>
+        <w:rPr>
+          <w:rFonts w:ascii="Malgun Gothic" w:hAnsi="Malgun Gothic" w:eastAsia="Malgun Gothic"/>
+          <w:b w:val="0"/>
+          <w:sz w:val="20"/>
+        </w:rPr>
+        <w:t>가레스: 아빠! 아빠!</w:t>
+      </w:r>
+    </w:p>
+    <w:p>
+      <w:pPr>
+        <w:spacing w:after="60" w:before="0"/>
+      </w:pPr>
+      <w:r>
+        <w:rPr>
+          <w:rFonts w:ascii="Malgun Gothic" w:hAnsi="Malgun Gothic" w:eastAsia="Malgun Gothic"/>
+          <w:b w:val="0"/>
+          <w:color w:val="5A5A5A"/>
+          <w:sz w:val="20"/>
+        </w:rPr>
+        <w:t>△ 병사들이 엘든을 끌고 나간다.</w:t>
       </w:r>
     </w:p>
     <w:p>
